--- a/exercises/Bài tập tổng hợp 26-29 - Mạo từ, giới từ và từ chỉ định/Đề 3.docx
+++ b/exercises/Bài tập tổng hợp 26-29 - Mạo từ, giới từ và từ chỉ định/Đề 3.docx
@@ -141,18 +141,17 @@
     <w:p>
       <w:pPr>
         <w:keepNext/>
-        <w:spacing w:before="280" w:after="80" w:line="240" w:lineRule="auto"/>
-        <w:rPr>
-          <w:rFonts w:ascii="Arial" w:hAnsi="Arial" w:cs="Arial"/>
-          <w:b/>
-        </w:rPr>
-      </w:pPr>
-      <w:r>
-        <w:rPr>
-          <w:rFonts w:ascii="Arial" w:hAnsi="Arial" w:cs="Arial"/>
-          <w:b/>
-        </w:rPr>
-        <w:lastRenderedPageBreak/>
+        <w:spacing w:before="240" w:after="80" w:line="240" w:lineRule="auto"/>
+        <w:rPr>
+          <w:rFonts w:ascii="Arial" w:hAnsi="Arial" w:cs="Arial"/>
+          <w:b/>
+        </w:rPr>
+      </w:pPr>
+      <w:r>
+        <w:rPr>
+          <w:rFonts w:ascii="Arial" w:hAnsi="Arial" w:cs="Arial"/>
+          <w:b/>
+        </w:rPr>
         <w:t>PHẦN 1. TRẮC NGHIỆM TỔNG HỢP (10 điểm)</w:t>
       </w:r>
     </w:p>
@@ -248,6 +247,40 @@
     </w:p>
     <w:p>
       <w:pPr>
+        <w:spacing w:after="40" w:line="240" w:lineRule="auto"/>
+        <w:ind w:left="340"/>
+        <w:rPr>
+          <w:rFonts w:ascii="Arial" w:hAnsi="Arial" w:cs="Arial"/>
+          <w:sz w:val="22"/>
+        </w:rPr>
+      </w:pPr>
+      <w:r>
+        <w:rPr>
+          <w:rFonts w:ascii="Arial" w:hAnsi="Arial" w:cs="Arial"/>
+          <w:sz w:val="22"/>
+        </w:rPr>
+        <w:t>D. Ø</w:t>
+      </w:r>
+    </w:p>
+    <w:p>
+      <w:pPr>
+        <w:keepNext/>
+        <w:spacing w:before="120" w:after="60" w:line="240" w:lineRule="auto"/>
+        <w:rPr>
+          <w:rFonts w:ascii="Arial" w:hAnsi="Arial" w:cs="Arial"/>
+          <w:sz w:val="22"/>
+        </w:rPr>
+      </w:pPr>
+      <w:r>
+        <w:rPr>
+          <w:rFonts w:ascii="Arial" w:hAnsi="Arial" w:cs="Arial"/>
+          <w:sz w:val="22"/>
+        </w:rPr>
+        <w:t>2. She waited for ___ hour.</w:t>
+      </w:r>
+    </w:p>
+    <w:p>
+      <w:pPr>
         <w:keepNext/>
         <w:spacing w:after="40" w:line="240" w:lineRule="auto"/>
         <w:ind w:left="340"/>
@@ -261,24 +294,7 @@
           <w:rFonts w:ascii="Arial" w:hAnsi="Arial" w:cs="Arial"/>
           <w:sz w:val="22"/>
         </w:rPr>
-        <w:t>D. Ø</w:t>
-      </w:r>
-    </w:p>
-    <w:p>
-      <w:pPr>
-        <w:keepNext/>
-        <w:spacing w:before="120" w:after="60" w:line="240" w:lineRule="auto"/>
-        <w:rPr>
-          <w:rFonts w:ascii="Arial" w:hAnsi="Arial" w:cs="Arial"/>
-          <w:sz w:val="22"/>
-        </w:rPr>
-      </w:pPr>
-      <w:r>
-        <w:rPr>
-          <w:rFonts w:ascii="Arial" w:hAnsi="Arial" w:cs="Arial"/>
-          <w:sz w:val="22"/>
-        </w:rPr>
-        <w:t>2. She waited for ___ hour.</w:t>
+        <w:t>A. a</w:t>
       </w:r>
     </w:p>
     <w:p>
@@ -296,7 +312,7 @@
           <w:rFonts w:ascii="Arial" w:hAnsi="Arial" w:cs="Arial"/>
           <w:sz w:val="22"/>
         </w:rPr>
-        <w:t>A. a</w:t>
+        <w:t>B. an</w:t>
       </w:r>
     </w:p>
     <w:p>
@@ -314,7 +330,41 @@
           <w:rFonts w:ascii="Arial" w:hAnsi="Arial" w:cs="Arial"/>
           <w:sz w:val="22"/>
         </w:rPr>
-        <w:t>B. an</w:t>
+        <w:t>C. the</w:t>
+      </w:r>
+    </w:p>
+    <w:p>
+      <w:pPr>
+        <w:spacing w:after="40" w:line="240" w:lineRule="auto"/>
+        <w:ind w:left="340"/>
+        <w:rPr>
+          <w:rFonts w:ascii="Arial" w:hAnsi="Arial" w:cs="Arial"/>
+          <w:sz w:val="22"/>
+        </w:rPr>
+      </w:pPr>
+      <w:r>
+        <w:rPr>
+          <w:rFonts w:ascii="Arial" w:hAnsi="Arial" w:cs="Arial"/>
+          <w:sz w:val="22"/>
+        </w:rPr>
+        <w:t>D. Ø</w:t>
+      </w:r>
+    </w:p>
+    <w:p>
+      <w:pPr>
+        <w:keepNext/>
+        <w:spacing w:before="120" w:after="60" w:line="240" w:lineRule="auto"/>
+        <w:rPr>
+          <w:rFonts w:ascii="Arial" w:hAnsi="Arial" w:cs="Arial"/>
+          <w:sz w:val="22"/>
+        </w:rPr>
+      </w:pPr>
+      <w:r>
+        <w:rPr>
+          <w:rFonts w:ascii="Arial" w:hAnsi="Arial" w:cs="Arial"/>
+          <w:sz w:val="22"/>
+        </w:rPr>
+        <w:t>3. The picture is ___ the wall.</w:t>
       </w:r>
     </w:p>
     <w:p>
@@ -332,7 +382,7 @@
           <w:rFonts w:ascii="Arial" w:hAnsi="Arial" w:cs="Arial"/>
           <w:sz w:val="22"/>
         </w:rPr>
-        <w:t>C. the</w:t>
+        <w:t>A. in</w:t>
       </w:r>
     </w:p>
     <w:p>
@@ -350,24 +400,7 @@
           <w:rFonts w:ascii="Arial" w:hAnsi="Arial" w:cs="Arial"/>
           <w:sz w:val="22"/>
         </w:rPr>
-        <w:t>D. Ø</w:t>
-      </w:r>
-    </w:p>
-    <w:p>
-      <w:pPr>
-        <w:keepNext/>
-        <w:spacing w:before="120" w:after="60" w:line="240" w:lineRule="auto"/>
-        <w:rPr>
-          <w:rFonts w:ascii="Arial" w:hAnsi="Arial" w:cs="Arial"/>
-          <w:sz w:val="22"/>
-        </w:rPr>
-      </w:pPr>
-      <w:r>
-        <w:rPr>
-          <w:rFonts w:ascii="Arial" w:hAnsi="Arial" w:cs="Arial"/>
-          <w:sz w:val="22"/>
-        </w:rPr>
-        <w:t>3. The picture is ___ the wall.</w:t>
+        <w:t>B. on</w:t>
       </w:r>
     </w:p>
     <w:p>
@@ -385,7 +418,41 @@
           <w:rFonts w:ascii="Arial" w:hAnsi="Arial" w:cs="Arial"/>
           <w:sz w:val="22"/>
         </w:rPr>
-        <w:t>A. in</w:t>
+        <w:t>C. at</w:t>
+      </w:r>
+    </w:p>
+    <w:p>
+      <w:pPr>
+        <w:spacing w:after="40" w:line="240" w:lineRule="auto"/>
+        <w:ind w:left="340"/>
+        <w:rPr>
+          <w:rFonts w:ascii="Arial" w:hAnsi="Arial" w:cs="Arial"/>
+          <w:sz w:val="22"/>
+        </w:rPr>
+      </w:pPr>
+      <w:r>
+        <w:rPr>
+          <w:rFonts w:ascii="Arial" w:hAnsi="Arial" w:cs="Arial"/>
+          <w:sz w:val="22"/>
+        </w:rPr>
+        <w:t>D. into</w:t>
+      </w:r>
+    </w:p>
+    <w:p>
+      <w:pPr>
+        <w:keepNext/>
+        <w:spacing w:before="120" w:after="60" w:line="240" w:lineRule="auto"/>
+        <w:rPr>
+          <w:rFonts w:ascii="Arial" w:hAnsi="Arial" w:cs="Arial"/>
+          <w:sz w:val="22"/>
+        </w:rPr>
+      </w:pPr>
+      <w:r>
+        <w:rPr>
+          <w:rFonts w:ascii="Arial" w:hAnsi="Arial" w:cs="Arial"/>
+          <w:sz w:val="22"/>
+        </w:rPr>
+        <w:t>4. We meet ___ Friday afternoon.</w:t>
       </w:r>
     </w:p>
     <w:p>
@@ -403,7 +470,7 @@
           <w:rFonts w:ascii="Arial" w:hAnsi="Arial" w:cs="Arial"/>
           <w:sz w:val="22"/>
         </w:rPr>
-        <w:t>B. on</w:t>
+        <w:t>A. at</w:t>
       </w:r>
     </w:p>
     <w:p>
@@ -421,7 +488,7 @@
           <w:rFonts w:ascii="Arial" w:hAnsi="Arial" w:cs="Arial"/>
           <w:sz w:val="22"/>
         </w:rPr>
-        <w:t>C. at</w:t>
+        <w:t>B. on</w:t>
       </w:r>
     </w:p>
     <w:p>
@@ -439,7 +506,24 @@
           <w:rFonts w:ascii="Arial" w:hAnsi="Arial" w:cs="Arial"/>
           <w:sz w:val="22"/>
         </w:rPr>
-        <w:t>D. into</w:t>
+        <w:t>C. in</w:t>
+      </w:r>
+    </w:p>
+    <w:p>
+      <w:pPr>
+        <w:spacing w:after="40" w:line="240" w:lineRule="auto"/>
+        <w:ind w:left="340"/>
+        <w:rPr>
+          <w:rFonts w:ascii="Arial" w:hAnsi="Arial" w:cs="Arial"/>
+          <w:sz w:val="22"/>
+        </w:rPr>
+      </w:pPr>
+      <w:r>
+        <w:rPr>
+          <w:rFonts w:ascii="Arial" w:hAnsi="Arial" w:cs="Arial"/>
+          <w:sz w:val="22"/>
+        </w:rPr>
+        <w:t>D. from</w:t>
       </w:r>
     </w:p>
     <w:p>
@@ -456,7 +540,7 @@
           <w:rFonts w:ascii="Arial" w:hAnsi="Arial" w:cs="Arial"/>
           <w:sz w:val="22"/>
         </w:rPr>
-        <w:t>4. We meet ___ Friday afternoon.</w:t>
+        <w:t>5. ___ there any water in the bottle?</w:t>
       </w:r>
     </w:p>
     <w:p>
@@ -474,7 +558,7 @@
           <w:rFonts w:ascii="Arial" w:hAnsi="Arial" w:cs="Arial"/>
           <w:sz w:val="22"/>
         </w:rPr>
-        <w:t>A. at</w:t>
+        <w:t>A. Is</w:t>
       </w:r>
     </w:p>
     <w:p>
@@ -492,7 +576,7 @@
           <w:rFonts w:ascii="Arial" w:hAnsi="Arial" w:cs="Arial"/>
           <w:sz w:val="22"/>
         </w:rPr>
-        <w:t>B. on</w:t>
+        <w:t>B. Are</w:t>
       </w:r>
     </w:p>
     <w:p>
@@ -510,7 +594,41 @@
           <w:rFonts w:ascii="Arial" w:hAnsi="Arial" w:cs="Arial"/>
           <w:sz w:val="22"/>
         </w:rPr>
-        <w:t>C. in</w:t>
+        <w:t>C. Be</w:t>
+      </w:r>
+    </w:p>
+    <w:p>
+      <w:pPr>
+        <w:spacing w:after="40" w:line="240" w:lineRule="auto"/>
+        <w:ind w:left="340"/>
+        <w:rPr>
+          <w:rFonts w:ascii="Arial" w:hAnsi="Arial" w:cs="Arial"/>
+          <w:sz w:val="22"/>
+        </w:rPr>
+      </w:pPr>
+      <w:r>
+        <w:rPr>
+          <w:rFonts w:ascii="Arial" w:hAnsi="Arial" w:cs="Arial"/>
+          <w:sz w:val="22"/>
+        </w:rPr>
+        <w:t>D. Am</w:t>
+      </w:r>
+    </w:p>
+    <w:p>
+      <w:pPr>
+        <w:keepNext/>
+        <w:spacing w:before="120" w:after="60" w:line="240" w:lineRule="auto"/>
+        <w:rPr>
+          <w:rFonts w:ascii="Arial" w:hAnsi="Arial" w:cs="Arial"/>
+          <w:sz w:val="22"/>
+        </w:rPr>
+      </w:pPr>
+      <w:r>
+        <w:rPr>
+          <w:rFonts w:ascii="Arial" w:hAnsi="Arial" w:cs="Arial"/>
+          <w:sz w:val="22"/>
+        </w:rPr>
+        <w:t>6. There ___ two mistakes in this sentence.</w:t>
       </w:r>
     </w:p>
     <w:p>
@@ -528,24 +646,7 @@
           <w:rFonts w:ascii="Arial" w:hAnsi="Arial" w:cs="Arial"/>
           <w:sz w:val="22"/>
         </w:rPr>
-        <w:t>D. from</w:t>
-      </w:r>
-    </w:p>
-    <w:p>
-      <w:pPr>
-        <w:keepNext/>
-        <w:spacing w:before="120" w:after="60" w:line="240" w:lineRule="auto"/>
-        <w:rPr>
-          <w:rFonts w:ascii="Arial" w:hAnsi="Arial" w:cs="Arial"/>
-          <w:sz w:val="22"/>
-        </w:rPr>
-      </w:pPr>
-      <w:r>
-        <w:rPr>
-          <w:rFonts w:ascii="Arial" w:hAnsi="Arial" w:cs="Arial"/>
-          <w:sz w:val="22"/>
-        </w:rPr>
-        <w:t>5. ___ there any water in the bottle?</w:t>
+        <w:t>A. is</w:t>
       </w:r>
     </w:p>
     <w:p>
@@ -563,7 +664,7 @@
           <w:rFonts w:ascii="Arial" w:hAnsi="Arial" w:cs="Arial"/>
           <w:sz w:val="22"/>
         </w:rPr>
-        <w:t>A. Is</w:t>
+        <w:t>B. are</w:t>
       </w:r>
     </w:p>
     <w:p>
@@ -581,7 +682,41 @@
           <w:rFonts w:ascii="Arial" w:hAnsi="Arial" w:cs="Arial"/>
           <w:sz w:val="22"/>
         </w:rPr>
-        <w:t>B. Are</w:t>
+        <w:t>C. be</w:t>
+      </w:r>
+    </w:p>
+    <w:p>
+      <w:pPr>
+        <w:spacing w:after="40" w:line="240" w:lineRule="auto"/>
+        <w:ind w:left="340"/>
+        <w:rPr>
+          <w:rFonts w:ascii="Arial" w:hAnsi="Arial" w:cs="Arial"/>
+          <w:sz w:val="22"/>
+        </w:rPr>
+      </w:pPr>
+      <w:r>
+        <w:rPr>
+          <w:rFonts w:ascii="Arial" w:hAnsi="Arial" w:cs="Arial"/>
+          <w:sz w:val="22"/>
+        </w:rPr>
+        <w:t>D. has</w:t>
+      </w:r>
+    </w:p>
+    <w:p>
+      <w:pPr>
+        <w:keepNext/>
+        <w:spacing w:before="120" w:after="60" w:line="240" w:lineRule="auto"/>
+        <w:rPr>
+          <w:rFonts w:ascii="Arial" w:hAnsi="Arial" w:cs="Arial"/>
+          <w:sz w:val="22"/>
+        </w:rPr>
+      </w:pPr>
+      <w:r>
+        <w:rPr>
+          <w:rFonts w:ascii="Arial" w:hAnsi="Arial" w:cs="Arial"/>
+          <w:sz w:val="22"/>
+        </w:rPr>
+        <w:t>7. ___ notebook here belongs to me.</w:t>
       </w:r>
     </w:p>
     <w:p>
@@ -599,7 +734,7 @@
           <w:rFonts w:ascii="Arial" w:hAnsi="Arial" w:cs="Arial"/>
           <w:sz w:val="22"/>
         </w:rPr>
-        <w:t>C. Be</w:t>
+        <w:t>A. This</w:t>
       </w:r>
     </w:p>
     <w:p>
@@ -617,24 +752,7 @@
           <w:rFonts w:ascii="Arial" w:hAnsi="Arial" w:cs="Arial"/>
           <w:sz w:val="22"/>
         </w:rPr>
-        <w:t>D. Am</w:t>
-      </w:r>
-    </w:p>
-    <w:p>
-      <w:pPr>
-        <w:keepNext/>
-        <w:spacing w:before="120" w:after="60" w:line="240" w:lineRule="auto"/>
-        <w:rPr>
-          <w:rFonts w:ascii="Arial" w:hAnsi="Arial" w:cs="Arial"/>
-          <w:sz w:val="22"/>
-        </w:rPr>
-      </w:pPr>
-      <w:r>
-        <w:rPr>
-          <w:rFonts w:ascii="Arial" w:hAnsi="Arial" w:cs="Arial"/>
-          <w:sz w:val="22"/>
-        </w:rPr>
-        <w:t>6. There ___ two mistakes in this sentence.</w:t>
+        <w:t>B. That</w:t>
       </w:r>
     </w:p>
     <w:p>
@@ -652,7 +770,41 @@
           <w:rFonts w:ascii="Arial" w:hAnsi="Arial" w:cs="Arial"/>
           <w:sz w:val="22"/>
         </w:rPr>
-        <w:t>A. is</w:t>
+        <w:t>C. Those</w:t>
+      </w:r>
+    </w:p>
+    <w:p>
+      <w:pPr>
+        <w:spacing w:after="40" w:line="240" w:lineRule="auto"/>
+        <w:ind w:left="340"/>
+        <w:rPr>
+          <w:rFonts w:ascii="Arial" w:hAnsi="Arial" w:cs="Arial"/>
+          <w:sz w:val="22"/>
+        </w:rPr>
+      </w:pPr>
+      <w:r>
+        <w:rPr>
+          <w:rFonts w:ascii="Arial" w:hAnsi="Arial" w:cs="Arial"/>
+          <w:sz w:val="22"/>
+        </w:rPr>
+        <w:t>D. These</w:t>
+      </w:r>
+    </w:p>
+    <w:p>
+      <w:pPr>
+        <w:keepNext/>
+        <w:spacing w:before="120" w:after="60" w:line="240" w:lineRule="auto"/>
+        <w:rPr>
+          <w:rFonts w:ascii="Arial" w:hAnsi="Arial" w:cs="Arial"/>
+          <w:sz w:val="22"/>
+        </w:rPr>
+      </w:pPr>
+      <w:r>
+        <w:rPr>
+          <w:rFonts w:ascii="Arial" w:hAnsi="Arial" w:cs="Arial"/>
+          <w:sz w:val="22"/>
+        </w:rPr>
+        <w:t>8. Who are ___ people across the street?</w:t>
       </w:r>
     </w:p>
     <w:p>
@@ -670,7 +822,7 @@
           <w:rFonts w:ascii="Arial" w:hAnsi="Arial" w:cs="Arial"/>
           <w:sz w:val="22"/>
         </w:rPr>
-        <w:t>B. are</w:t>
+        <w:t>A. this</w:t>
       </w:r>
     </w:p>
     <w:p>
@@ -688,7 +840,7 @@
           <w:rFonts w:ascii="Arial" w:hAnsi="Arial" w:cs="Arial"/>
           <w:sz w:val="22"/>
         </w:rPr>
-        <w:t>C. be</w:t>
+        <w:t>B. that</w:t>
       </w:r>
     </w:p>
     <w:p>
@@ -706,7 +858,24 @@
           <w:rFonts w:ascii="Arial" w:hAnsi="Arial" w:cs="Arial"/>
           <w:sz w:val="22"/>
         </w:rPr>
-        <w:t>D. has</w:t>
+        <w:t>C. these</w:t>
+      </w:r>
+    </w:p>
+    <w:p>
+      <w:pPr>
+        <w:spacing w:after="40" w:line="240" w:lineRule="auto"/>
+        <w:ind w:left="340"/>
+        <w:rPr>
+          <w:rFonts w:ascii="Arial" w:hAnsi="Arial" w:cs="Arial"/>
+          <w:sz w:val="22"/>
+        </w:rPr>
+      </w:pPr>
+      <w:r>
+        <w:rPr>
+          <w:rFonts w:ascii="Arial" w:hAnsi="Arial" w:cs="Arial"/>
+          <w:sz w:val="22"/>
+        </w:rPr>
+        <w:t>D. those</w:t>
       </w:r>
     </w:p>
     <w:p>
@@ -723,7 +892,7 @@
           <w:rFonts w:ascii="Arial" w:hAnsi="Arial" w:cs="Arial"/>
           <w:sz w:val="22"/>
         </w:rPr>
-        <w:t>7. ___ notebook here belongs to me.</w:t>
+        <w:t>9. We crossed ___ bridge and entered the village.</w:t>
       </w:r>
     </w:p>
     <w:p>
@@ -741,7 +910,7 @@
           <w:rFonts w:ascii="Arial" w:hAnsi="Arial" w:cs="Arial"/>
           <w:sz w:val="22"/>
         </w:rPr>
-        <w:t>A. This</w:t>
+        <w:t>A. through</w:t>
       </w:r>
     </w:p>
     <w:p>
@@ -759,7 +928,7 @@
           <w:rFonts w:ascii="Arial" w:hAnsi="Arial" w:cs="Arial"/>
           <w:sz w:val="22"/>
         </w:rPr>
-        <w:t>B. That</w:t>
+        <w:t>B. across</w:t>
       </w:r>
     </w:p>
     <w:p>
@@ -777,7 +946,41 @@
           <w:rFonts w:ascii="Arial" w:hAnsi="Arial" w:cs="Arial"/>
           <w:sz w:val="22"/>
         </w:rPr>
-        <w:t>C. Those</w:t>
+        <w:t>C. under</w:t>
+      </w:r>
+    </w:p>
+    <w:p>
+      <w:pPr>
+        <w:spacing w:after="40" w:line="240" w:lineRule="auto"/>
+        <w:ind w:left="340"/>
+        <w:rPr>
+          <w:rFonts w:ascii="Arial" w:hAnsi="Arial" w:cs="Arial"/>
+          <w:sz w:val="22"/>
+        </w:rPr>
+      </w:pPr>
+      <w:r>
+        <w:rPr>
+          <w:rFonts w:ascii="Arial" w:hAnsi="Arial" w:cs="Arial"/>
+          <w:sz w:val="22"/>
+        </w:rPr>
+        <w:t>D. between</w:t>
+      </w:r>
+    </w:p>
+    <w:p>
+      <w:pPr>
+        <w:keepNext/>
+        <w:spacing w:before="120" w:after="60" w:line="240" w:lineRule="auto"/>
+        <w:rPr>
+          <w:rFonts w:ascii="Arial" w:hAnsi="Arial" w:cs="Arial"/>
+          <w:sz w:val="22"/>
+        </w:rPr>
+      </w:pPr>
+      <w:r>
+        <w:rPr>
+          <w:rFonts w:ascii="Arial" w:hAnsi="Arial" w:cs="Arial"/>
+          <w:sz w:val="22"/>
+        </w:rPr>
+        <w:t>10. ___ Pacific Ocean is very large.</w:t>
       </w:r>
     </w:p>
     <w:p>
@@ -795,24 +998,7 @@
           <w:rFonts w:ascii="Arial" w:hAnsi="Arial" w:cs="Arial"/>
           <w:sz w:val="22"/>
         </w:rPr>
-        <w:t>D. These</w:t>
-      </w:r>
-    </w:p>
-    <w:p>
-      <w:pPr>
-        <w:keepNext/>
-        <w:spacing w:before="120" w:after="60" w:line="240" w:lineRule="auto"/>
-        <w:rPr>
-          <w:rFonts w:ascii="Arial" w:hAnsi="Arial" w:cs="Arial"/>
-          <w:sz w:val="22"/>
-        </w:rPr>
-      </w:pPr>
-      <w:r>
-        <w:rPr>
-          <w:rFonts w:ascii="Arial" w:hAnsi="Arial" w:cs="Arial"/>
-          <w:sz w:val="22"/>
-        </w:rPr>
-        <w:t>8. Who are ___ people across the street?</w:t>
+        <w:t>A. A</w:t>
       </w:r>
     </w:p>
     <w:p>
@@ -830,7 +1016,7 @@
           <w:rFonts w:ascii="Arial" w:hAnsi="Arial" w:cs="Arial"/>
           <w:sz w:val="22"/>
         </w:rPr>
-        <w:t>A. this</w:t>
+        <w:t>B. An</w:t>
       </w:r>
     </w:p>
     <w:p>
@@ -848,12 +1034,11 @@
           <w:rFonts w:ascii="Arial" w:hAnsi="Arial" w:cs="Arial"/>
           <w:sz w:val="22"/>
         </w:rPr>
-        <w:t>B. that</w:t>
-      </w:r>
-    </w:p>
-    <w:p>
-      <w:pPr>
-        <w:keepNext/>
+        <w:t>C. The</w:t>
+      </w:r>
+    </w:p>
+    <w:p>
+      <w:pPr>
         <w:spacing w:after="40" w:line="240" w:lineRule="auto"/>
         <w:ind w:left="340"/>
         <w:rPr>
@@ -866,203 +1051,6 @@
           <w:rFonts w:ascii="Arial" w:hAnsi="Arial" w:cs="Arial"/>
           <w:sz w:val="22"/>
         </w:rPr>
-        <w:t>C. these</w:t>
-      </w:r>
-    </w:p>
-    <w:p>
-      <w:pPr>
-        <w:keepNext/>
-        <w:spacing w:after="40" w:line="240" w:lineRule="auto"/>
-        <w:ind w:left="340"/>
-        <w:rPr>
-          <w:rFonts w:ascii="Arial" w:hAnsi="Arial" w:cs="Arial"/>
-          <w:sz w:val="22"/>
-        </w:rPr>
-      </w:pPr>
-      <w:r>
-        <w:rPr>
-          <w:rFonts w:ascii="Arial" w:hAnsi="Arial" w:cs="Arial"/>
-          <w:sz w:val="22"/>
-        </w:rPr>
-        <w:t>D. those</w:t>
-      </w:r>
-    </w:p>
-    <w:p>
-      <w:pPr>
-        <w:keepNext/>
-        <w:spacing w:before="120" w:after="60" w:line="240" w:lineRule="auto"/>
-        <w:rPr>
-          <w:rFonts w:ascii="Arial" w:hAnsi="Arial" w:cs="Arial"/>
-          <w:sz w:val="22"/>
-        </w:rPr>
-      </w:pPr>
-      <w:r>
-        <w:rPr>
-          <w:rFonts w:ascii="Arial" w:hAnsi="Arial" w:cs="Arial"/>
-          <w:sz w:val="22"/>
-        </w:rPr>
-        <w:t>9. We crossed ___ bridge and entered the village.</w:t>
-      </w:r>
-    </w:p>
-    <w:p>
-      <w:pPr>
-        <w:keepNext/>
-        <w:spacing w:after="40" w:line="240" w:lineRule="auto"/>
-        <w:ind w:left="340"/>
-        <w:rPr>
-          <w:rFonts w:ascii="Arial" w:hAnsi="Arial" w:cs="Arial"/>
-          <w:sz w:val="22"/>
-        </w:rPr>
-      </w:pPr>
-      <w:r>
-        <w:rPr>
-          <w:rFonts w:ascii="Arial" w:hAnsi="Arial" w:cs="Arial"/>
-          <w:sz w:val="22"/>
-        </w:rPr>
-        <w:t>A. through</w:t>
-      </w:r>
-    </w:p>
-    <w:p>
-      <w:pPr>
-        <w:keepNext/>
-        <w:spacing w:after="40" w:line="240" w:lineRule="auto"/>
-        <w:ind w:left="340"/>
-        <w:rPr>
-          <w:rFonts w:ascii="Arial" w:hAnsi="Arial" w:cs="Arial"/>
-          <w:sz w:val="22"/>
-        </w:rPr>
-      </w:pPr>
-      <w:r>
-        <w:rPr>
-          <w:rFonts w:ascii="Arial" w:hAnsi="Arial" w:cs="Arial"/>
-          <w:sz w:val="22"/>
-        </w:rPr>
-        <w:t>B. across</w:t>
-      </w:r>
-    </w:p>
-    <w:p>
-      <w:pPr>
-        <w:keepNext/>
-        <w:spacing w:after="40" w:line="240" w:lineRule="auto"/>
-        <w:ind w:left="340"/>
-        <w:rPr>
-          <w:rFonts w:ascii="Arial" w:hAnsi="Arial" w:cs="Arial"/>
-          <w:sz w:val="22"/>
-        </w:rPr>
-      </w:pPr>
-      <w:r>
-        <w:rPr>
-          <w:rFonts w:ascii="Arial" w:hAnsi="Arial" w:cs="Arial"/>
-          <w:sz w:val="22"/>
-        </w:rPr>
-        <w:t>C. under</w:t>
-      </w:r>
-    </w:p>
-    <w:p>
-      <w:pPr>
-        <w:keepNext/>
-        <w:spacing w:after="40" w:line="240" w:lineRule="auto"/>
-        <w:ind w:left="340"/>
-        <w:rPr>
-          <w:rFonts w:ascii="Arial" w:hAnsi="Arial" w:cs="Arial"/>
-          <w:sz w:val="22"/>
-        </w:rPr>
-      </w:pPr>
-      <w:r>
-        <w:rPr>
-          <w:rFonts w:ascii="Arial" w:hAnsi="Arial" w:cs="Arial"/>
-          <w:sz w:val="22"/>
-        </w:rPr>
-        <w:lastRenderedPageBreak/>
-        <w:t>D. between</w:t>
-      </w:r>
-    </w:p>
-    <w:p>
-      <w:pPr>
-        <w:keepNext/>
-        <w:spacing w:before="120" w:after="60" w:line="240" w:lineRule="auto"/>
-        <w:rPr>
-          <w:rFonts w:ascii="Arial" w:hAnsi="Arial" w:cs="Arial"/>
-          <w:sz w:val="22"/>
-        </w:rPr>
-      </w:pPr>
-      <w:r>
-        <w:rPr>
-          <w:rFonts w:ascii="Arial" w:hAnsi="Arial" w:cs="Arial"/>
-          <w:sz w:val="22"/>
-        </w:rPr>
-        <w:t>10. ___ Pacific Ocean is very large.</w:t>
-      </w:r>
-    </w:p>
-    <w:p>
-      <w:pPr>
-        <w:keepNext/>
-        <w:spacing w:after="40" w:line="240" w:lineRule="auto"/>
-        <w:ind w:left="340"/>
-        <w:rPr>
-          <w:rFonts w:ascii="Arial" w:hAnsi="Arial" w:cs="Arial"/>
-          <w:sz w:val="22"/>
-        </w:rPr>
-      </w:pPr>
-      <w:r>
-        <w:rPr>
-          <w:rFonts w:ascii="Arial" w:hAnsi="Arial" w:cs="Arial"/>
-          <w:sz w:val="22"/>
-        </w:rPr>
-        <w:t>A. A</w:t>
-      </w:r>
-    </w:p>
-    <w:p>
-      <w:pPr>
-        <w:keepNext/>
-        <w:spacing w:after="40" w:line="240" w:lineRule="auto"/>
-        <w:ind w:left="340"/>
-        <w:rPr>
-          <w:rFonts w:ascii="Arial" w:hAnsi="Arial" w:cs="Arial"/>
-          <w:sz w:val="22"/>
-        </w:rPr>
-      </w:pPr>
-      <w:r>
-        <w:rPr>
-          <w:rFonts w:ascii="Arial" w:hAnsi="Arial" w:cs="Arial"/>
-          <w:sz w:val="22"/>
-        </w:rPr>
-        <w:t>B. An</w:t>
-      </w:r>
-    </w:p>
-    <w:p>
-      <w:pPr>
-        <w:keepNext/>
-        <w:spacing w:after="40" w:line="240" w:lineRule="auto"/>
-        <w:ind w:left="340"/>
-        <w:rPr>
-          <w:rFonts w:ascii="Arial" w:hAnsi="Arial" w:cs="Arial"/>
-          <w:sz w:val="22"/>
-        </w:rPr>
-      </w:pPr>
-      <w:r>
-        <w:rPr>
-          <w:rFonts w:ascii="Arial" w:hAnsi="Arial" w:cs="Arial"/>
-          <w:sz w:val="22"/>
-        </w:rPr>
-        <w:t>C. The</w:t>
-      </w:r>
-    </w:p>
-    <w:p>
-      <w:pPr>
-        <w:keepNext/>
-        <w:spacing w:after="40" w:line="240" w:lineRule="auto"/>
-        <w:ind w:left="340"/>
-        <w:rPr>
-          <w:rFonts w:ascii="Arial" w:hAnsi="Arial" w:cs="Arial"/>
-          <w:sz w:val="22"/>
-        </w:rPr>
-      </w:pPr>
-      <w:r>
-        <w:rPr>
-          <w:rFonts w:ascii="Arial" w:hAnsi="Arial" w:cs="Arial"/>
-          <w:sz w:val="22"/>
-        </w:rPr>
         <w:t>D. Ø</w:t>
       </w:r>
     </w:p>
@@ -1120,7 +1108,6 @@
     </w:p>
     <w:p>
       <w:pPr>
-        <w:keepNext/>
         <w:spacing w:before="120" w:after="60" w:line="240" w:lineRule="auto"/>
         <w:rPr>
           <w:rFonts w:ascii="Arial" w:hAnsi="Arial" w:cs="Arial"/>
@@ -1132,13 +1119,11 @@
           <w:rFonts w:ascii="Arial" w:hAnsi="Arial" w:cs="Arial"/>
           <w:sz w:val="22"/>
         </w:rPr>
-        <w:lastRenderedPageBreak/>
         <w:t>1. Nam is ______ architect.</w:t>
       </w:r>
     </w:p>
     <w:p>
       <w:pPr>
-        <w:keepNext/>
         <w:spacing w:before="120" w:after="60" w:line="240" w:lineRule="auto"/>
         <w:rPr>
           <w:rFonts w:ascii="Arial" w:hAnsi="Arial" w:cs="Arial"/>
@@ -1155,7 +1140,6 @@
     </w:p>
     <w:p>
       <w:pPr>
-        <w:keepNext/>
         <w:spacing w:before="120" w:after="60" w:line="240" w:lineRule="auto"/>
         <w:rPr>
           <w:rFonts w:ascii="Arial" w:hAnsi="Arial" w:cs="Arial"/>
@@ -1172,7 +1156,6 @@
     </w:p>
     <w:p>
       <w:pPr>
-        <w:keepNext/>
         <w:spacing w:before="120" w:after="60" w:line="240" w:lineRule="auto"/>
         <w:rPr>
           <w:rFonts w:ascii="Arial" w:hAnsi="Arial" w:cs="Arial"/>
@@ -1189,7 +1172,6 @@
     </w:p>
     <w:p>
       <w:pPr>
-        <w:keepNext/>
         <w:spacing w:before="120" w:after="60" w:line="240" w:lineRule="auto"/>
         <w:rPr>
           <w:rFonts w:ascii="Arial" w:hAnsi="Arial" w:cs="Arial"/>
@@ -1206,7 +1188,6 @@
     </w:p>
     <w:p>
       <w:pPr>
-        <w:keepNext/>
         <w:spacing w:before="120" w:after="60" w:line="240" w:lineRule="auto"/>
         <w:rPr>
           <w:rFonts w:ascii="Arial" w:hAnsi="Arial" w:cs="Arial"/>
@@ -1223,7 +1204,6 @@
     </w:p>
     <w:p>
       <w:pPr>
-        <w:keepNext/>
         <w:spacing w:before="120" w:after="60" w:line="240" w:lineRule="auto"/>
         <w:rPr>
           <w:rFonts w:ascii="Arial" w:hAnsi="Arial" w:cs="Arial"/>
@@ -1240,7 +1220,6 @@
     </w:p>
     <w:p>
       <w:pPr>
-        <w:keepNext/>
         <w:spacing w:before="120" w:after="60" w:line="240" w:lineRule="auto"/>
         <w:rPr>
           <w:rFonts w:ascii="Arial" w:hAnsi="Arial" w:cs="Arial"/>
@@ -1257,7 +1236,6 @@
     </w:p>
     <w:p>
       <w:pPr>
-        <w:keepNext/>
         <w:spacing w:before="120" w:after="60" w:line="240" w:lineRule="auto"/>
         <w:rPr>
           <w:rFonts w:ascii="Arial" w:hAnsi="Arial" w:cs="Arial"/>
@@ -1274,7 +1252,6 @@
     </w:p>
     <w:p>
       <w:pPr>
-        <w:keepNext/>
         <w:spacing w:before="120" w:after="60" w:line="240" w:lineRule="auto"/>
         <w:rPr>
           <w:rFonts w:ascii="Arial" w:hAnsi="Arial" w:cs="Arial"/>
@@ -1327,7 +1304,6 @@
     </w:p>
     <w:p>
       <w:pPr>
-        <w:keepNext/>
         <w:spacing w:before="60" w:after="60" w:line="240" w:lineRule="auto"/>
         <w:rPr>
           <w:rFonts w:ascii="Arial" w:hAnsi="Arial" w:cs="Arial"/>
@@ -1344,7 +1320,6 @@
     </w:p>
     <w:p>
       <w:pPr>
-        <w:keepNext/>
         <w:spacing w:before="120" w:after="60" w:line="240" w:lineRule="auto"/>
         <w:rPr>
           <w:rFonts w:ascii="Arial" w:hAnsi="Arial" w:cs="Arial"/>
@@ -1361,7 +1336,6 @@
     </w:p>
     <w:p>
       <w:pPr>
-        <w:keepNext/>
         <w:spacing w:before="120" w:after="60" w:line="240" w:lineRule="auto"/>
         <w:rPr>
           <w:rFonts w:ascii="Arial" w:hAnsi="Arial" w:cs="Arial"/>
@@ -1378,7 +1352,6 @@
     </w:p>
     <w:p>
       <w:pPr>
-        <w:keepNext/>
         <w:spacing w:before="120" w:after="60" w:line="240" w:lineRule="auto"/>
         <w:rPr>
           <w:rFonts w:ascii="Arial" w:hAnsi="Arial" w:cs="Arial"/>
@@ -1395,7 +1368,6 @@
     </w:p>
     <w:p>
       <w:pPr>
-        <w:keepNext/>
         <w:spacing w:before="120" w:after="60" w:line="240" w:lineRule="auto"/>
         <w:rPr>
           <w:rFonts w:ascii="Arial" w:hAnsi="Arial" w:cs="Arial"/>
@@ -1412,7 +1384,6 @@
     </w:p>
     <w:p>
       <w:pPr>
-        <w:keepNext/>
         <w:spacing w:before="120" w:after="60" w:line="240" w:lineRule="auto"/>
         <w:rPr>
           <w:rFonts w:ascii="Arial" w:hAnsi="Arial" w:cs="Arial"/>
@@ -1429,7 +1400,6 @@
     </w:p>
     <w:p>
       <w:pPr>
-        <w:keepNext/>
         <w:spacing w:before="120" w:after="60" w:line="240" w:lineRule="auto"/>
         <w:rPr>
           <w:rFonts w:ascii="Arial" w:hAnsi="Arial" w:cs="Arial"/>
@@ -1446,7 +1416,6 @@
     </w:p>
     <w:p>
       <w:pPr>
-        <w:keepNext/>
         <w:spacing w:before="120" w:after="60" w:line="240" w:lineRule="auto"/>
         <w:rPr>
           <w:rFonts w:ascii="Arial" w:hAnsi="Arial" w:cs="Arial"/>
@@ -1463,7 +1432,6 @@
     </w:p>
     <w:p>
       <w:pPr>
-        <w:keepNext/>
         <w:spacing w:before="120" w:after="60" w:line="240" w:lineRule="auto"/>
         <w:rPr>
           <w:rFonts w:ascii="Arial" w:hAnsi="Arial" w:cs="Arial"/>
@@ -1480,7 +1448,6 @@
     </w:p>
     <w:p>
       <w:pPr>
-        <w:keepNext/>
         <w:spacing w:before="120" w:after="60" w:line="240" w:lineRule="auto"/>
         <w:rPr>
           <w:rFonts w:ascii="Arial" w:hAnsi="Arial" w:cs="Arial"/>
@@ -1533,7 +1500,6 @@
     </w:p>
     <w:p>
       <w:pPr>
-        <w:keepNext/>
         <w:spacing w:before="60" w:after="60" w:line="240" w:lineRule="auto"/>
         <w:rPr>
           <w:rFonts w:ascii="Arial" w:hAnsi="Arial" w:cs="Arial"/>
@@ -1550,7 +1516,6 @@
     </w:p>
     <w:p>
       <w:pPr>
-        <w:keepNext/>
         <w:spacing w:before="120" w:after="60" w:line="240" w:lineRule="auto"/>
         <w:rPr>
           <w:rFonts w:ascii="Arial" w:hAnsi="Arial" w:cs="Arial"/>
@@ -1567,7 +1532,6 @@
     </w:p>
     <w:p>
       <w:pPr>
-        <w:keepNext/>
         <w:spacing w:before="120" w:after="60" w:line="240" w:lineRule="auto"/>
         <w:rPr>
           <w:rFonts w:ascii="Arial" w:hAnsi="Arial" w:cs="Arial"/>
@@ -1584,7 +1548,6 @@
     </w:p>
     <w:p>
       <w:pPr>
-        <w:keepNext/>
         <w:spacing w:before="120" w:after="60" w:line="240" w:lineRule="auto"/>
         <w:rPr>
           <w:rFonts w:ascii="Arial" w:hAnsi="Arial" w:cs="Arial"/>
@@ -1601,7 +1564,6 @@
     </w:p>
     <w:p>
       <w:pPr>
-        <w:keepNext/>
         <w:spacing w:before="120" w:after="60" w:line="240" w:lineRule="auto"/>
         <w:rPr>
           <w:rFonts w:ascii="Arial" w:hAnsi="Arial" w:cs="Arial"/>
@@ -1618,7 +1580,6 @@
     </w:p>
     <w:p>
       <w:pPr>
-        <w:keepNext/>
         <w:spacing w:before="120" w:after="60" w:line="240" w:lineRule="auto"/>
         <w:rPr>
           <w:rFonts w:ascii="Arial" w:hAnsi="Arial" w:cs="Arial"/>
@@ -1635,7 +1596,6 @@
     </w:p>
     <w:p>
       <w:pPr>
-        <w:keepNext/>
         <w:spacing w:before="120" w:after="60" w:line="240" w:lineRule="auto"/>
         <w:rPr>
           <w:rFonts w:ascii="Arial" w:hAnsi="Arial" w:cs="Arial"/>
@@ -1652,7 +1612,6 @@
     </w:p>
     <w:p>
       <w:pPr>
-        <w:keepNext/>
         <w:spacing w:before="120" w:after="60" w:line="240" w:lineRule="auto"/>
         <w:rPr>
           <w:rFonts w:ascii="Arial" w:hAnsi="Arial" w:cs="Arial"/>
@@ -1669,7 +1628,6 @@
     </w:p>
     <w:p>
       <w:pPr>
-        <w:keepNext/>
         <w:spacing w:before="120" w:after="60" w:line="240" w:lineRule="auto"/>
         <w:rPr>
           <w:rFonts w:ascii="Arial" w:hAnsi="Arial" w:cs="Arial"/>
@@ -1686,7 +1644,6 @@
     </w:p>
     <w:p>
       <w:pPr>
-        <w:keepNext/>
         <w:spacing w:before="120" w:after="60" w:line="240" w:lineRule="auto"/>
         <w:rPr>
           <w:rFonts w:ascii="Arial" w:hAnsi="Arial" w:cs="Arial"/>
@@ -1739,7 +1696,6 @@
     </w:p>
     <w:p>
       <w:pPr>
-        <w:keepNext/>
         <w:spacing w:before="60" w:after="60" w:line="240" w:lineRule="auto"/>
         <w:rPr>
           <w:rFonts w:ascii="Arial" w:hAnsi="Arial" w:cs="Arial"/>
@@ -1756,7 +1712,6 @@
     </w:p>
     <w:p>
       <w:pPr>
-        <w:keepNext/>
         <w:spacing w:before="120" w:after="60" w:line="240" w:lineRule="auto"/>
         <w:rPr>
           <w:rFonts w:ascii="Arial" w:hAnsi="Arial" w:cs="Arial"/>
@@ -1773,7 +1728,6 @@
     </w:p>
     <w:p>
       <w:pPr>
-        <w:keepNext/>
         <w:spacing w:before="120" w:after="60" w:line="240" w:lineRule="auto"/>
         <w:rPr>
           <w:rFonts w:ascii="Arial" w:hAnsi="Arial" w:cs="Arial"/>
@@ -1785,13 +1739,11 @@
           <w:rFonts w:ascii="Arial" w:hAnsi="Arial" w:cs="Arial"/>
           <w:sz w:val="22"/>
         </w:rPr>
-        <w:lastRenderedPageBreak/>
         <w:t>3. ______ children beside us are my cousins.</w:t>
       </w:r>
     </w:p>
     <w:p>
       <w:pPr>
-        <w:keepNext/>
         <w:spacing w:before="120" w:after="60" w:line="240" w:lineRule="auto"/>
         <w:rPr>
           <w:rFonts w:ascii="Arial" w:hAnsi="Arial" w:cs="Arial"/>
@@ -1808,7 +1760,6 @@
     </w:p>
     <w:p>
       <w:pPr>
-        <w:keepNext/>
         <w:spacing w:before="120" w:after="60" w:line="240" w:lineRule="auto"/>
         <w:rPr>
           <w:rFonts w:ascii="Arial" w:hAnsi="Arial" w:cs="Arial"/>
@@ -1825,7 +1776,6 @@
     </w:p>
     <w:p>
       <w:pPr>
-        <w:keepNext/>
         <w:spacing w:before="120" w:after="60" w:line="240" w:lineRule="auto"/>
         <w:rPr>
           <w:rFonts w:ascii="Arial" w:hAnsi="Arial" w:cs="Arial"/>
@@ -1842,7 +1792,6 @@
     </w:p>
     <w:p>
       <w:pPr>
-        <w:keepNext/>
         <w:spacing w:before="120" w:after="60" w:line="240" w:lineRule="auto"/>
         <w:rPr>
           <w:rFonts w:ascii="Arial" w:hAnsi="Arial" w:cs="Arial"/>
@@ -1859,7 +1808,6 @@
     </w:p>
     <w:p>
       <w:pPr>
-        <w:keepNext/>
         <w:spacing w:before="120" w:after="60" w:line="240" w:lineRule="auto"/>
         <w:rPr>
           <w:rFonts w:ascii="Arial" w:hAnsi="Arial" w:cs="Arial"/>
@@ -1876,7 +1824,6 @@
     </w:p>
     <w:p>
       <w:pPr>
-        <w:keepNext/>
         <w:spacing w:before="120" w:after="60" w:line="240" w:lineRule="auto"/>
         <w:rPr>
           <w:rFonts w:ascii="Arial" w:hAnsi="Arial" w:cs="Arial"/>
@@ -1893,7 +1840,6 @@
     </w:p>
     <w:p>
       <w:pPr>
-        <w:keepNext/>
         <w:spacing w:before="120" w:after="60" w:line="240" w:lineRule="auto"/>
         <w:rPr>
           <w:rFonts w:ascii="Arial" w:hAnsi="Arial" w:cs="Arial"/>
@@ -1990,7 +1936,6 @@
           <w:rFonts w:ascii="Arial" w:hAnsi="Arial" w:cs="Arial"/>
           <w:b/>
         </w:rPr>
-        <w:lastRenderedPageBreak/>
         <w:t>PHẦN 7. HOÀN THÀNH TÌNH HUỐNG (10 điểm)</w:t>
       </w:r>
     </w:p>
@@ -2015,7 +1960,6 @@
     </w:p>
     <w:p>
       <w:pPr>
-        <w:keepNext/>
         <w:spacing w:before="60" w:after="60" w:line="240" w:lineRule="auto"/>
         <w:rPr>
           <w:rFonts w:ascii="Arial" w:hAnsi="Arial" w:cs="Arial"/>
@@ -2032,7 +1976,6 @@
     </w:p>
     <w:p>
       <w:pPr>
-        <w:keepNext/>
         <w:spacing w:before="120" w:after="60" w:line="240" w:lineRule="auto"/>
         <w:rPr>
           <w:rFonts w:ascii="Arial" w:hAnsi="Arial" w:cs="Arial"/>
@@ -2049,7 +1992,6 @@
     </w:p>
     <w:p>
       <w:pPr>
-        <w:keepNext/>
         <w:spacing w:before="120" w:after="60" w:line="240" w:lineRule="auto"/>
         <w:rPr>
           <w:rFonts w:ascii="Arial" w:hAnsi="Arial" w:cs="Arial"/>
@@ -2066,7 +2008,6 @@
     </w:p>
     <w:p>
       <w:pPr>
-        <w:keepNext/>
         <w:spacing w:before="120" w:after="60" w:line="240" w:lineRule="auto"/>
         <w:rPr>
           <w:rFonts w:ascii="Arial" w:hAnsi="Arial" w:cs="Arial"/>
@@ -2083,7 +2024,6 @@
     </w:p>
     <w:p>
       <w:pPr>
-        <w:keepNext/>
         <w:spacing w:before="120" w:after="60" w:line="240" w:lineRule="auto"/>
         <w:rPr>
           <w:rFonts w:ascii="Arial" w:hAnsi="Arial" w:cs="Arial"/>
@@ -2100,7 +2040,6 @@
     </w:p>
     <w:p>
       <w:pPr>
-        <w:keepNext/>
         <w:spacing w:before="120" w:after="60" w:line="240" w:lineRule="auto"/>
         <w:rPr>
           <w:rFonts w:ascii="Arial" w:hAnsi="Arial" w:cs="Arial"/>
@@ -2117,7 +2056,6 @@
     </w:p>
     <w:p>
       <w:pPr>
-        <w:keepNext/>
         <w:spacing w:before="120" w:after="60" w:line="240" w:lineRule="auto"/>
         <w:rPr>
           <w:rFonts w:ascii="Arial" w:hAnsi="Arial" w:cs="Arial"/>
@@ -2134,7 +2072,6 @@
     </w:p>
     <w:p>
       <w:pPr>
-        <w:keepNext/>
         <w:spacing w:before="120" w:after="60" w:line="240" w:lineRule="auto"/>
         <w:rPr>
           <w:rFonts w:ascii="Arial" w:hAnsi="Arial" w:cs="Arial"/>
@@ -2151,7 +2088,6 @@
     </w:p>
     <w:p>
       <w:pPr>
-        <w:keepNext/>
         <w:spacing w:before="120" w:after="60" w:line="240" w:lineRule="auto"/>
         <w:rPr>
           <w:rFonts w:ascii="Arial" w:hAnsi="Arial" w:cs="Arial"/>
@@ -2168,7 +2104,6 @@
     </w:p>
     <w:p>
       <w:pPr>
-        <w:keepNext/>
         <w:spacing w:before="120" w:after="60" w:line="240" w:lineRule="auto"/>
         <w:rPr>
           <w:rFonts w:ascii="Arial" w:hAnsi="Arial" w:cs="Arial"/>
@@ -2221,7 +2156,6 @@
     </w:p>
     <w:p>
       <w:pPr>
-        <w:keepNext/>
         <w:spacing w:before="60" w:after="60" w:line="240" w:lineRule="auto"/>
         <w:rPr>
           <w:rFonts w:ascii="Arial" w:hAnsi="Arial" w:cs="Arial"/>
@@ -2238,7 +2172,6 @@
     </w:p>
     <w:p>
       <w:pPr>
-        <w:keepNext/>
         <w:spacing w:before="120" w:after="60" w:line="240" w:lineRule="auto"/>
         <w:rPr>
           <w:rFonts w:ascii="Arial" w:hAnsi="Arial" w:cs="Arial"/>
@@ -2255,7 +2188,6 @@
     </w:p>
     <w:p>
       <w:pPr>
-        <w:keepNext/>
         <w:spacing w:before="120" w:after="60" w:line="240" w:lineRule="auto"/>
         <w:rPr>
           <w:rFonts w:ascii="Arial" w:hAnsi="Arial" w:cs="Arial"/>
@@ -2272,7 +2204,6 @@
     </w:p>
     <w:p>
       <w:pPr>
-        <w:keepNext/>
         <w:spacing w:before="120" w:after="60" w:line="240" w:lineRule="auto"/>
         <w:rPr>
           <w:rFonts w:ascii="Arial" w:hAnsi="Arial" w:cs="Arial"/>
@@ -2289,7 +2220,6 @@
     </w:p>
     <w:p>
       <w:pPr>
-        <w:keepNext/>
         <w:spacing w:before="120" w:after="60" w:line="240" w:lineRule="auto"/>
         <w:rPr>
           <w:rFonts w:ascii="Arial" w:hAnsi="Arial" w:cs="Arial"/>
@@ -2306,7 +2236,6 @@
     </w:p>
     <w:p>
       <w:pPr>
-        <w:keepNext/>
         <w:spacing w:before="120" w:after="60" w:line="240" w:lineRule="auto"/>
         <w:rPr>
           <w:rFonts w:ascii="Arial" w:hAnsi="Arial" w:cs="Arial"/>
@@ -2323,7 +2252,6 @@
     </w:p>
     <w:p>
       <w:pPr>
-        <w:keepNext/>
         <w:spacing w:before="120" w:after="60" w:line="240" w:lineRule="auto"/>
         <w:rPr>
           <w:rFonts w:ascii="Arial" w:hAnsi="Arial" w:cs="Arial"/>
@@ -2340,7 +2268,6 @@
     </w:p>
     <w:p>
       <w:pPr>
-        <w:keepNext/>
         <w:spacing w:before="120" w:after="60" w:line="240" w:lineRule="auto"/>
         <w:rPr>
           <w:rFonts w:ascii="Arial" w:hAnsi="Arial" w:cs="Arial"/>
@@ -2357,7 +2284,6 @@
     </w:p>
     <w:p>
       <w:pPr>
-        <w:keepNext/>
         <w:spacing w:before="120" w:after="60" w:line="240" w:lineRule="auto"/>
         <w:rPr>
           <w:rFonts w:ascii="Arial" w:hAnsi="Arial" w:cs="Arial"/>
@@ -2374,7 +2300,6 @@
     </w:p>
     <w:p>
       <w:pPr>
-        <w:keepNext/>
         <w:spacing w:before="120" w:after="60" w:line="240" w:lineRule="auto"/>
         <w:rPr>
           <w:rFonts w:ascii="Arial" w:hAnsi="Arial" w:cs="Arial"/>
@@ -2438,12 +2363,43 @@
           <w:rFonts w:ascii="Arial" w:hAnsi="Arial" w:cs="Arial"/>
           <w:sz w:val="22"/>
         </w:rPr>
-        <w:t>There is a new community centre in our town. The centre is in a modern building between the library and a small health clinic. On the ground floor, there is an information desk and there are two meeting rooms. These rooms near the entrance are for community classes. That large hall at the back is for sports and public events. The centre opens at 7 a.m. on weekdays and at 9 a.m. on Sundays. There is not a car park, but there are several bus stops opposite the building.</w:t>
-      </w:r>
-    </w:p>
-    <w:p>
-      <w:pPr>
-        <w:keepNext/>
+        <w:t>There is a new community centre in our town. The centre is in a modern building between the library and a small health clinic.</w:t>
+      </w:r>
+    </w:p>
+    <w:p>
+      <w:pPr>
+        <w:spacing w:after="120" w:line="240" w:lineRule="auto"/>
+        <w:rPr>
+          <w:rFonts w:ascii="Arial" w:hAnsi="Arial" w:cs="Arial"/>
+          <w:sz w:val="22"/>
+        </w:rPr>
+      </w:pPr>
+      <w:r>
+        <w:rPr>
+          <w:rFonts w:ascii="Arial" w:hAnsi="Arial" w:cs="Arial"/>
+          <w:sz w:val="22"/>
+        </w:rPr>
+        <w:t>On the ground floor, there is an information desk and there are two meeting rooms. These rooms near the entrance are for community classes.</w:t>
+      </w:r>
+    </w:p>
+    <w:p>
+      <w:pPr>
+        <w:spacing w:after="120" w:line="240" w:lineRule="auto"/>
+        <w:rPr>
+          <w:rFonts w:ascii="Arial" w:hAnsi="Arial" w:cs="Arial"/>
+          <w:sz w:val="22"/>
+        </w:rPr>
+      </w:pPr>
+      <w:r>
+        <w:rPr>
+          <w:rFonts w:ascii="Arial" w:hAnsi="Arial" w:cs="Arial"/>
+          <w:sz w:val="22"/>
+        </w:rPr>
+        <w:t>That large hall at the back is for sports and public events. The centre opens at 7 a.m. on weekdays and at 9 a.m. on Sundays. There is not a car park, but there are several bus stops opposite the building.</w:t>
+      </w:r>
+    </w:p>
+    <w:p>
+      <w:pPr>
         <w:spacing w:before="120" w:after="60" w:line="240" w:lineRule="auto"/>
         <w:rPr>
           <w:rFonts w:ascii="Arial" w:hAnsi="Arial" w:cs="Arial"/>
@@ -2455,13 +2411,11 @@
           <w:rFonts w:ascii="Arial" w:hAnsi="Arial" w:cs="Arial"/>
           <w:sz w:val="22"/>
         </w:rPr>
-        <w:lastRenderedPageBreak/>
         <w:t>1. Is the community centre old or new?</w:t>
       </w:r>
     </w:p>
     <w:p>
       <w:pPr>
-        <w:keepNext/>
         <w:spacing w:before="120" w:after="60" w:line="240" w:lineRule="auto"/>
         <w:rPr>
           <w:rFonts w:ascii="Arial" w:hAnsi="Arial" w:cs="Arial"/>
@@ -2478,7 +2432,6 @@
     </w:p>
     <w:p>
       <w:pPr>
-        <w:keepNext/>
         <w:spacing w:before="120" w:after="60" w:line="240" w:lineRule="auto"/>
         <w:rPr>
           <w:rFonts w:ascii="Arial" w:hAnsi="Arial" w:cs="Arial"/>
@@ -2495,7 +2448,6 @@
     </w:p>
     <w:p>
       <w:pPr>
-        <w:keepNext/>
         <w:spacing w:before="120" w:after="60" w:line="240" w:lineRule="auto"/>
         <w:rPr>
           <w:rFonts w:ascii="Arial" w:hAnsi="Arial" w:cs="Arial"/>
@@ -2512,7 +2464,6 @@
     </w:p>
     <w:p>
       <w:pPr>
-        <w:keepNext/>
         <w:spacing w:before="120" w:after="60" w:line="240" w:lineRule="auto"/>
         <w:rPr>
           <w:rFonts w:ascii="Arial" w:hAnsi="Arial" w:cs="Arial"/>
@@ -2529,7 +2480,6 @@
     </w:p>
     <w:p>
       <w:pPr>
-        <w:keepNext/>
         <w:spacing w:before="120" w:after="60" w:line="240" w:lineRule="auto"/>
         <w:rPr>
           <w:rFonts w:ascii="Arial" w:hAnsi="Arial" w:cs="Arial"/>
@@ -2546,7 +2496,6 @@
     </w:p>
     <w:p>
       <w:pPr>
-        <w:keepNext/>
         <w:spacing w:before="120" w:after="60" w:line="240" w:lineRule="auto"/>
         <w:rPr>
           <w:rFonts w:ascii="Arial" w:hAnsi="Arial" w:cs="Arial"/>
@@ -2563,7 +2512,6 @@
     </w:p>
     <w:p>
       <w:pPr>
-        <w:keepNext/>
         <w:spacing w:before="120" w:after="60" w:line="240" w:lineRule="auto"/>
         <w:rPr>
           <w:rFonts w:ascii="Arial" w:hAnsi="Arial" w:cs="Arial"/>
@@ -2580,7 +2528,6 @@
     </w:p>
     <w:p>
       <w:pPr>
-        <w:keepNext/>
         <w:spacing w:before="120" w:after="60" w:line="240" w:lineRule="auto"/>
         <w:rPr>
           <w:rFonts w:ascii="Arial" w:hAnsi="Arial" w:cs="Arial"/>
@@ -2597,7 +2544,6 @@
     </w:p>
     <w:p>
       <w:pPr>
-        <w:keepNext/>
         <w:spacing w:before="120" w:after="60" w:line="240" w:lineRule="auto"/>
         <w:rPr>
           <w:rFonts w:ascii="Arial" w:hAnsi="Arial" w:cs="Arial"/>
@@ -2689,8 +2635,7 @@
           <w:b/>
           <w:sz w:val="30"/>
         </w:rPr>
-        <w:lastRenderedPageBreak/>
-        <w:t>ĐÁP ÁN VÀ GIẢI THÍCH CHI TIẾT</w:t>
+        <w:t>ĐÁP ÁN</w:t>
       </w:r>
     </w:p>
     <w:p>
@@ -2712,8 +2657,7 @@
     </w:p>
     <w:p>
       <w:pPr>
-        <w:keepNext/>
-        <w:spacing w:before="200" w:after="60" w:line="240" w:lineRule="auto"/>
+        <w:spacing w:before="200" w:after="120" w:line="240" w:lineRule="auto"/>
         <w:rPr>
           <w:rFonts w:ascii="Arial" w:hAnsi="Arial" w:cs="Arial"/>
           <w:b/>
@@ -2731,26 +2675,7 @@
     </w:p>
     <w:p>
       <w:pPr>
-        <w:keepLines/>
-        <w:spacing w:after="220" w:line="240" w:lineRule="auto"/>
-        <w:ind w:left="198"/>
-        <w:rPr>
-          <w:rFonts w:ascii="Arial" w:hAnsi="Arial" w:cs="Arial"/>
-          <w:sz w:val="22"/>
-        </w:rPr>
-      </w:pPr>
-      <w:r>
-        <w:rPr>
-          <w:rFonts w:ascii="Arial" w:hAnsi="Arial" w:cs="Arial"/>
-          <w:sz w:val="22"/>
-        </w:rPr>
-        <w:t>Giải thích: Đáp án Đáp án A phù hợp với ngữ cảnh và yêu cầu ngữ pháp của câu: 1. There is ___ university near my house.</w:t>
-      </w:r>
-    </w:p>
-    <w:p>
-      <w:pPr>
-        <w:keepNext/>
-        <w:spacing w:before="200" w:after="60" w:line="240" w:lineRule="auto"/>
+        <w:spacing w:before="200" w:after="120" w:line="240" w:lineRule="auto"/>
         <w:rPr>
           <w:rFonts w:ascii="Arial" w:hAnsi="Arial" w:cs="Arial"/>
           <w:b/>
@@ -2768,26 +2693,7 @@
     </w:p>
     <w:p>
       <w:pPr>
-        <w:keepLines/>
-        <w:spacing w:after="220" w:line="240" w:lineRule="auto"/>
-        <w:ind w:left="198"/>
-        <w:rPr>
-          <w:rFonts w:ascii="Arial" w:hAnsi="Arial" w:cs="Arial"/>
-          <w:sz w:val="22"/>
-        </w:rPr>
-      </w:pPr>
-      <w:r>
-        <w:rPr>
-          <w:rFonts w:ascii="Arial" w:hAnsi="Arial" w:cs="Arial"/>
-          <w:sz w:val="22"/>
-        </w:rPr>
-        <w:t>Giải thích: Đáp án Đáp án B phù hợp với ngữ cảnh và yêu cầu ngữ pháp của câu: 2. She waited for ___ hour.</w:t>
-      </w:r>
-    </w:p>
-    <w:p>
-      <w:pPr>
-        <w:keepNext/>
-        <w:spacing w:before="200" w:after="60" w:line="240" w:lineRule="auto"/>
+        <w:spacing w:before="200" w:after="120" w:line="240" w:lineRule="auto"/>
         <w:rPr>
           <w:rFonts w:ascii="Arial" w:hAnsi="Arial" w:cs="Arial"/>
           <w:b/>
@@ -2805,26 +2711,7 @@
     </w:p>
     <w:p>
       <w:pPr>
-        <w:keepLines/>
-        <w:spacing w:after="220" w:line="240" w:lineRule="auto"/>
-        <w:ind w:left="198"/>
-        <w:rPr>
-          <w:rFonts w:ascii="Arial" w:hAnsi="Arial" w:cs="Arial"/>
-          <w:sz w:val="22"/>
-        </w:rPr>
-      </w:pPr>
-      <w:r>
-        <w:rPr>
-          <w:rFonts w:ascii="Arial" w:hAnsi="Arial" w:cs="Arial"/>
-          <w:sz w:val="22"/>
-        </w:rPr>
-        <w:t>Giải thích: Đáp án Đáp án B phù hợp với ngữ cảnh và yêu cầu ngữ pháp của câu: 3. The picture is ___ the wall.</w:t>
-      </w:r>
-    </w:p>
-    <w:p>
-      <w:pPr>
-        <w:keepNext/>
-        <w:spacing w:before="200" w:after="60" w:line="240" w:lineRule="auto"/>
+        <w:spacing w:before="200" w:after="120" w:line="240" w:lineRule="auto"/>
         <w:rPr>
           <w:rFonts w:ascii="Arial" w:hAnsi="Arial" w:cs="Arial"/>
           <w:b/>
@@ -2842,26 +2729,7 @@
     </w:p>
     <w:p>
       <w:pPr>
-        <w:keepLines/>
-        <w:spacing w:after="220" w:line="240" w:lineRule="auto"/>
-        <w:ind w:left="198"/>
-        <w:rPr>
-          <w:rFonts w:ascii="Arial" w:hAnsi="Arial" w:cs="Arial"/>
-          <w:sz w:val="22"/>
-        </w:rPr>
-      </w:pPr>
-      <w:r>
-        <w:rPr>
-          <w:rFonts w:ascii="Arial" w:hAnsi="Arial" w:cs="Arial"/>
-          <w:sz w:val="22"/>
-        </w:rPr>
-        <w:t>Giải thích: Đáp án Đáp án B phù hợp với ngữ cảnh và yêu cầu ngữ pháp của câu: 4. We meet ___ Friday afternoon.</w:t>
-      </w:r>
-    </w:p>
-    <w:p>
-      <w:pPr>
-        <w:keepNext/>
-        <w:spacing w:before="200" w:after="60" w:line="240" w:lineRule="auto"/>
+        <w:spacing w:before="200" w:after="120" w:line="240" w:lineRule="auto"/>
         <w:rPr>
           <w:rFonts w:ascii="Arial" w:hAnsi="Arial" w:cs="Arial"/>
           <w:b/>
@@ -2879,26 +2747,7 @@
     </w:p>
     <w:p>
       <w:pPr>
-        <w:keepLines/>
-        <w:spacing w:after="220" w:line="240" w:lineRule="auto"/>
-        <w:ind w:left="198"/>
-        <w:rPr>
-          <w:rFonts w:ascii="Arial" w:hAnsi="Arial" w:cs="Arial"/>
-          <w:sz w:val="22"/>
-        </w:rPr>
-      </w:pPr>
-      <w:r>
-        <w:rPr>
-          <w:rFonts w:ascii="Arial" w:hAnsi="Arial" w:cs="Arial"/>
-          <w:sz w:val="22"/>
-        </w:rPr>
-        <w:t>Giải thích: Đáp án Đáp án A phù hợp với ngữ cảnh và yêu cầu ngữ pháp của câu: 5. ___ there any water in the bottle?</w:t>
-      </w:r>
-    </w:p>
-    <w:p>
-      <w:pPr>
-        <w:keepNext/>
-        <w:spacing w:before="200" w:after="60" w:line="240" w:lineRule="auto"/>
+        <w:spacing w:before="200" w:after="120" w:line="240" w:lineRule="auto"/>
         <w:rPr>
           <w:rFonts w:ascii="Arial" w:hAnsi="Arial" w:cs="Arial"/>
           <w:b/>
@@ -2916,26 +2765,7 @@
     </w:p>
     <w:p>
       <w:pPr>
-        <w:keepLines/>
-        <w:spacing w:after="220" w:line="240" w:lineRule="auto"/>
-        <w:ind w:left="198"/>
-        <w:rPr>
-          <w:rFonts w:ascii="Arial" w:hAnsi="Arial" w:cs="Arial"/>
-          <w:sz w:val="22"/>
-        </w:rPr>
-      </w:pPr>
-      <w:r>
-        <w:rPr>
-          <w:rFonts w:ascii="Arial" w:hAnsi="Arial" w:cs="Arial"/>
-          <w:sz w:val="22"/>
-        </w:rPr>
-        <w:t>Giải thích: Đáp án Đáp án B phù hợp với ngữ cảnh và yêu cầu ngữ pháp của câu: 6. There ___ two mistakes in this sentence.</w:t>
-      </w:r>
-    </w:p>
-    <w:p>
-      <w:pPr>
-        <w:keepNext/>
-        <w:spacing w:before="200" w:after="60" w:line="240" w:lineRule="auto"/>
+        <w:spacing w:before="200" w:after="120" w:line="240" w:lineRule="auto"/>
         <w:rPr>
           <w:rFonts w:ascii="Arial" w:hAnsi="Arial" w:cs="Arial"/>
           <w:b/>
@@ -2953,26 +2783,7 @@
     </w:p>
     <w:p>
       <w:pPr>
-        <w:keepLines/>
-        <w:spacing w:after="220" w:line="240" w:lineRule="auto"/>
-        <w:ind w:left="198"/>
-        <w:rPr>
-          <w:rFonts w:ascii="Arial" w:hAnsi="Arial" w:cs="Arial"/>
-          <w:sz w:val="22"/>
-        </w:rPr>
-      </w:pPr>
-      <w:r>
-        <w:rPr>
-          <w:rFonts w:ascii="Arial" w:hAnsi="Arial" w:cs="Arial"/>
-          <w:sz w:val="22"/>
-        </w:rPr>
-        <w:t>Giải thích: Đáp án Đáp án A phù hợp với ngữ cảnh và yêu cầu ngữ pháp của câu: 7. ___ notebook here belongs to me.</w:t>
-      </w:r>
-    </w:p>
-    <w:p>
-      <w:pPr>
-        <w:keepNext/>
-        <w:spacing w:before="200" w:after="60" w:line="240" w:lineRule="auto"/>
+        <w:spacing w:before="200" w:after="120" w:line="240" w:lineRule="auto"/>
         <w:rPr>
           <w:rFonts w:ascii="Arial" w:hAnsi="Arial" w:cs="Arial"/>
           <w:b/>
@@ -2990,26 +2801,7 @@
     </w:p>
     <w:p>
       <w:pPr>
-        <w:keepLines/>
-        <w:spacing w:after="220" w:line="240" w:lineRule="auto"/>
-        <w:ind w:left="198"/>
-        <w:rPr>
-          <w:rFonts w:ascii="Arial" w:hAnsi="Arial" w:cs="Arial"/>
-          <w:sz w:val="22"/>
-        </w:rPr>
-      </w:pPr>
-      <w:r>
-        <w:rPr>
-          <w:rFonts w:ascii="Arial" w:hAnsi="Arial" w:cs="Arial"/>
-          <w:sz w:val="22"/>
-        </w:rPr>
-        <w:t>Giải thích: Đáp án Đáp án D phù hợp với ngữ cảnh và yêu cầu ngữ pháp của câu: 8. Who are ___ people across the street?</w:t>
-      </w:r>
-    </w:p>
-    <w:p>
-      <w:pPr>
-        <w:keepNext/>
-        <w:spacing w:before="200" w:after="60" w:line="240" w:lineRule="auto"/>
+        <w:spacing w:before="200" w:after="120" w:line="240" w:lineRule="auto"/>
         <w:rPr>
           <w:rFonts w:ascii="Arial" w:hAnsi="Arial" w:cs="Arial"/>
           <w:b/>
@@ -3027,26 +2819,7 @@
     </w:p>
     <w:p>
       <w:pPr>
-        <w:keepLines/>
-        <w:spacing w:after="220" w:line="240" w:lineRule="auto"/>
-        <w:ind w:left="198"/>
-        <w:rPr>
-          <w:rFonts w:ascii="Arial" w:hAnsi="Arial" w:cs="Arial"/>
-          <w:sz w:val="22"/>
-        </w:rPr>
-      </w:pPr>
-      <w:r>
-        <w:rPr>
-          <w:rFonts w:ascii="Arial" w:hAnsi="Arial" w:cs="Arial"/>
-          <w:sz w:val="22"/>
-        </w:rPr>
-        <w:t>Giải thích: Đáp án Đáp án B phù hợp với ngữ cảnh và yêu cầu ngữ pháp của câu: 9. We crossed ___ bridge and entered the village.</w:t>
-      </w:r>
-    </w:p>
-    <w:p>
-      <w:pPr>
-        <w:keepNext/>
-        <w:spacing w:before="200" w:after="60" w:line="240" w:lineRule="auto"/>
+        <w:spacing w:before="200" w:after="120" w:line="240" w:lineRule="auto"/>
         <w:rPr>
           <w:rFonts w:ascii="Arial" w:hAnsi="Arial" w:cs="Arial"/>
           <w:b/>
@@ -3060,24 +2833,6 @@
           <w:sz w:val="22"/>
         </w:rPr>
         <w:t>Câu 10: Đáp án C</w:t>
-      </w:r>
-    </w:p>
-    <w:p>
-      <w:pPr>
-        <w:keepLines/>
-        <w:spacing w:after="220" w:line="240" w:lineRule="auto"/>
-        <w:ind w:left="198"/>
-        <w:rPr>
-          <w:rFonts w:ascii="Arial" w:hAnsi="Arial" w:cs="Arial"/>
-          <w:sz w:val="22"/>
-        </w:rPr>
-      </w:pPr>
-      <w:r>
-        <w:rPr>
-          <w:rFonts w:ascii="Arial" w:hAnsi="Arial" w:cs="Arial"/>
-          <w:sz w:val="22"/>
-        </w:rPr>
-        <w:t>Giải thích: Đáp án Đáp án C phù hợp với ngữ cảnh và yêu cầu ngữ pháp của câu: 10. ___ Pacific Ocean is very large.</w:t>
       </w:r>
     </w:p>
     <w:p>
@@ -3099,8 +2854,7 @@
     </w:p>
     <w:p>
       <w:pPr>
-        <w:keepNext/>
-        <w:spacing w:before="200" w:after="60" w:line="240" w:lineRule="auto"/>
+        <w:spacing w:before="200" w:after="120" w:line="240" w:lineRule="auto"/>
         <w:rPr>
           <w:rFonts w:ascii="Arial" w:hAnsi="Arial" w:cs="Arial"/>
           <w:b/>
@@ -3118,26 +2872,7 @@
     </w:p>
     <w:p>
       <w:pPr>
-        <w:keepLines/>
-        <w:spacing w:after="220" w:line="240" w:lineRule="auto"/>
-        <w:ind w:left="198"/>
-        <w:rPr>
-          <w:rFonts w:ascii="Arial" w:hAnsi="Arial" w:cs="Arial"/>
-          <w:sz w:val="22"/>
-        </w:rPr>
-      </w:pPr>
-      <w:r>
-        <w:rPr>
-          <w:rFonts w:ascii="Arial" w:hAnsi="Arial" w:cs="Arial"/>
-          <w:sz w:val="22"/>
-        </w:rPr>
-        <w:t>Giải thích: Đáp án an phù hợp với quy tắc a/an theo âm đầu, the khi đối tượng đã xác định, hoặc không dùng mạo từ khi nói chung.</w:t>
-      </w:r>
-    </w:p>
-    <w:p>
-      <w:pPr>
-        <w:keepNext/>
-        <w:spacing w:before="200" w:after="60" w:line="240" w:lineRule="auto"/>
+        <w:spacing w:before="200" w:after="120" w:line="240" w:lineRule="auto"/>
         <w:rPr>
           <w:rFonts w:ascii="Arial" w:hAnsi="Arial" w:cs="Arial"/>
           <w:b/>
@@ -3155,64 +2890,25 @@
     </w:p>
     <w:p>
       <w:pPr>
-        <w:keepLines/>
-        <w:spacing w:after="220" w:line="240" w:lineRule="auto"/>
-        <w:ind w:left="198"/>
-        <w:rPr>
-          <w:rFonts w:ascii="Arial" w:hAnsi="Arial" w:cs="Arial"/>
-          <w:sz w:val="22"/>
-        </w:rPr>
-      </w:pPr>
-      <w:r>
-        <w:rPr>
-          <w:rFonts w:ascii="Arial" w:hAnsi="Arial" w:cs="Arial"/>
-          <w:sz w:val="22"/>
-        </w:rPr>
-        <w:t>Giải thích: Đáp án Ø phù hợp với quy tắc a/an theo âm đầu, the khi đối tượng đã xác định, hoặc không dùng mạo từ khi nói chung.</w:t>
-      </w:r>
-    </w:p>
-    <w:p>
-      <w:pPr>
-        <w:keepNext/>
-        <w:spacing w:before="200" w:after="60" w:line="240" w:lineRule="auto"/>
-        <w:rPr>
-          <w:rFonts w:ascii="Arial" w:hAnsi="Arial" w:cs="Arial"/>
-          <w:b/>
-          <w:sz w:val="22"/>
-        </w:rPr>
-      </w:pPr>
-      <w:r>
-        <w:rPr>
-          <w:rFonts w:ascii="Arial" w:hAnsi="Arial" w:cs="Arial"/>
-          <w:b/>
-          <w:sz w:val="22"/>
-        </w:rPr>
-        <w:lastRenderedPageBreak/>
+        <w:spacing w:before="200" w:after="120" w:line="240" w:lineRule="auto"/>
+        <w:rPr>
+          <w:rFonts w:ascii="Arial" w:hAnsi="Arial" w:cs="Arial"/>
+          <w:b/>
+          <w:sz w:val="22"/>
+        </w:rPr>
+      </w:pPr>
+      <w:r>
+        <w:rPr>
+          <w:rFonts w:ascii="Arial" w:hAnsi="Arial" w:cs="Arial"/>
+          <w:b/>
+          <w:sz w:val="22"/>
+        </w:rPr>
         <w:t>Câu 3: a, The</w:t>
       </w:r>
     </w:p>
     <w:p>
       <w:pPr>
-        <w:keepLines/>
-        <w:spacing w:after="220" w:line="240" w:lineRule="auto"/>
-        <w:ind w:left="198"/>
-        <w:rPr>
-          <w:rFonts w:ascii="Arial" w:hAnsi="Arial" w:cs="Arial"/>
-          <w:sz w:val="22"/>
-        </w:rPr>
-      </w:pPr>
-      <w:r>
-        <w:rPr>
-          <w:rFonts w:ascii="Arial" w:hAnsi="Arial" w:cs="Arial"/>
-          <w:sz w:val="22"/>
-        </w:rPr>
-        <w:t>Giải thích: Đáp án a, The phù hợp với quy tắc a/an theo âm đầu, the khi đối tượng đã xác định, hoặc không dùng mạo từ khi nói chung.</w:t>
-      </w:r>
-    </w:p>
-    <w:p>
-      <w:pPr>
-        <w:keepNext/>
-        <w:spacing w:before="200" w:after="60" w:line="240" w:lineRule="auto"/>
+        <w:spacing w:before="200" w:after="120" w:line="240" w:lineRule="auto"/>
         <w:rPr>
           <w:rFonts w:ascii="Arial" w:hAnsi="Arial" w:cs="Arial"/>
           <w:b/>
@@ -3230,26 +2926,7 @@
     </w:p>
     <w:p>
       <w:pPr>
-        <w:keepLines/>
-        <w:spacing w:after="220" w:line="240" w:lineRule="auto"/>
-        <w:ind w:left="198"/>
-        <w:rPr>
-          <w:rFonts w:ascii="Arial" w:hAnsi="Arial" w:cs="Arial"/>
-          <w:sz w:val="22"/>
-        </w:rPr>
-      </w:pPr>
-      <w:r>
-        <w:rPr>
-          <w:rFonts w:ascii="Arial" w:hAnsi="Arial" w:cs="Arial"/>
-          <w:sz w:val="22"/>
-        </w:rPr>
-        <w:t>Giải thích: Đáp án The, the phù hợp với quy tắc a/an theo âm đầu, the khi đối tượng đã xác định, hoặc không dùng mạo từ khi nói chung.</w:t>
-      </w:r>
-    </w:p>
-    <w:p>
-      <w:pPr>
-        <w:keepNext/>
-        <w:spacing w:before="200" w:after="60" w:line="240" w:lineRule="auto"/>
+        <w:spacing w:before="200" w:after="120" w:line="240" w:lineRule="auto"/>
         <w:rPr>
           <w:rFonts w:ascii="Arial" w:hAnsi="Arial" w:cs="Arial"/>
           <w:b/>
@@ -3267,26 +2944,7 @@
     </w:p>
     <w:p>
       <w:pPr>
-        <w:keepLines/>
-        <w:spacing w:after="220" w:line="240" w:lineRule="auto"/>
-        <w:ind w:left="198"/>
-        <w:rPr>
-          <w:rFonts w:ascii="Arial" w:hAnsi="Arial" w:cs="Arial"/>
-          <w:sz w:val="22"/>
-        </w:rPr>
-      </w:pPr>
-      <w:r>
-        <w:rPr>
-          <w:rFonts w:ascii="Arial" w:hAnsi="Arial" w:cs="Arial"/>
-          <w:sz w:val="22"/>
-        </w:rPr>
-        <w:t>Giải thích: Đáp án the phù hợp với quy tắc a/an theo âm đầu, the khi đối tượng đã xác định, hoặc không dùng mạo từ khi nói chung.</w:t>
-      </w:r>
-    </w:p>
-    <w:p>
-      <w:pPr>
-        <w:keepNext/>
-        <w:spacing w:before="200" w:after="60" w:line="240" w:lineRule="auto"/>
+        <w:spacing w:before="200" w:after="120" w:line="240" w:lineRule="auto"/>
         <w:rPr>
           <w:rFonts w:ascii="Arial" w:hAnsi="Arial" w:cs="Arial"/>
           <w:b/>
@@ -3304,26 +2962,7 @@
     </w:p>
     <w:p>
       <w:pPr>
-        <w:keepLines/>
-        <w:spacing w:after="220" w:line="240" w:lineRule="auto"/>
-        <w:ind w:left="198"/>
-        <w:rPr>
-          <w:rFonts w:ascii="Arial" w:hAnsi="Arial" w:cs="Arial"/>
-          <w:sz w:val="22"/>
-        </w:rPr>
-      </w:pPr>
-      <w:r>
-        <w:rPr>
-          <w:rFonts w:ascii="Arial" w:hAnsi="Arial" w:cs="Arial"/>
-          <w:sz w:val="22"/>
-        </w:rPr>
-        <w:t>Giải thích: Đáp án Ø phù hợp với quy tắc a/an theo âm đầu, the khi đối tượng đã xác định, hoặc không dùng mạo từ khi nói chung.</w:t>
-      </w:r>
-    </w:p>
-    <w:p>
-      <w:pPr>
-        <w:keepNext/>
-        <w:spacing w:before="200" w:after="60" w:line="240" w:lineRule="auto"/>
+        <w:spacing w:before="200" w:after="120" w:line="240" w:lineRule="auto"/>
         <w:rPr>
           <w:rFonts w:ascii="Arial" w:hAnsi="Arial" w:cs="Arial"/>
           <w:b/>
@@ -3341,26 +2980,7 @@
     </w:p>
     <w:p>
       <w:pPr>
-        <w:keepLines/>
-        <w:spacing w:after="220" w:line="240" w:lineRule="auto"/>
-        <w:ind w:left="198"/>
-        <w:rPr>
-          <w:rFonts w:ascii="Arial" w:hAnsi="Arial" w:cs="Arial"/>
-          <w:sz w:val="22"/>
-        </w:rPr>
-      </w:pPr>
-      <w:r>
-        <w:rPr>
-          <w:rFonts w:ascii="Arial" w:hAnsi="Arial" w:cs="Arial"/>
-          <w:sz w:val="22"/>
-        </w:rPr>
-        <w:t>Giải thích: Đáp án the phù hợp với quy tắc a/an theo âm đầu, the khi đối tượng đã xác định, hoặc không dùng mạo từ khi nói chung.</w:t>
-      </w:r>
-    </w:p>
-    <w:p>
-      <w:pPr>
-        <w:keepNext/>
-        <w:spacing w:before="200" w:after="60" w:line="240" w:lineRule="auto"/>
+        <w:spacing w:before="200" w:after="120" w:line="240" w:lineRule="auto"/>
         <w:rPr>
           <w:rFonts w:ascii="Arial" w:hAnsi="Arial" w:cs="Arial"/>
           <w:b/>
@@ -3378,26 +2998,7 @@
     </w:p>
     <w:p>
       <w:pPr>
-        <w:keepLines/>
-        <w:spacing w:after="220" w:line="240" w:lineRule="auto"/>
-        <w:ind w:left="198"/>
-        <w:rPr>
-          <w:rFonts w:ascii="Arial" w:hAnsi="Arial" w:cs="Arial"/>
-          <w:sz w:val="22"/>
-        </w:rPr>
-      </w:pPr>
-      <w:r>
-        <w:rPr>
-          <w:rFonts w:ascii="Arial" w:hAnsi="Arial" w:cs="Arial"/>
-          <w:sz w:val="22"/>
-        </w:rPr>
-        <w:t>Giải thích: Đáp án a phù hợp với quy tắc a/an theo âm đầu, the khi đối tượng đã xác định, hoặc không dùng mạo từ khi nói chung.</w:t>
-      </w:r>
-    </w:p>
-    <w:p>
-      <w:pPr>
-        <w:keepNext/>
-        <w:spacing w:before="200" w:after="60" w:line="240" w:lineRule="auto"/>
+        <w:spacing w:before="200" w:after="120" w:line="240" w:lineRule="auto"/>
         <w:rPr>
           <w:rFonts w:ascii="Arial" w:hAnsi="Arial" w:cs="Arial"/>
           <w:b/>
@@ -3415,26 +3016,7 @@
     </w:p>
     <w:p>
       <w:pPr>
-        <w:keepLines/>
-        <w:spacing w:after="220" w:line="240" w:lineRule="auto"/>
-        <w:ind w:left="198"/>
-        <w:rPr>
-          <w:rFonts w:ascii="Arial" w:hAnsi="Arial" w:cs="Arial"/>
-          <w:sz w:val="22"/>
-        </w:rPr>
-      </w:pPr>
-      <w:r>
-        <w:rPr>
-          <w:rFonts w:ascii="Arial" w:hAnsi="Arial" w:cs="Arial"/>
-          <w:sz w:val="22"/>
-        </w:rPr>
-        <w:t>Giải thích: Đáp án Ø phù hợp với quy tắc a/an theo âm đầu, the khi đối tượng đã xác định, hoặc không dùng mạo từ khi nói chung.</w:t>
-      </w:r>
-    </w:p>
-    <w:p>
-      <w:pPr>
-        <w:keepNext/>
-        <w:spacing w:before="200" w:after="60" w:line="240" w:lineRule="auto"/>
+        <w:spacing w:before="200" w:after="120" w:line="240" w:lineRule="auto"/>
         <w:rPr>
           <w:rFonts w:ascii="Arial" w:hAnsi="Arial" w:cs="Arial"/>
           <w:b/>
@@ -3448,24 +3030,6 @@
           <w:sz w:val="22"/>
         </w:rPr>
         <w:t>Câu 10: the</w:t>
-      </w:r>
-    </w:p>
-    <w:p>
-      <w:pPr>
-        <w:keepLines/>
-        <w:spacing w:after="220" w:line="240" w:lineRule="auto"/>
-        <w:ind w:left="198"/>
-        <w:rPr>
-          <w:rFonts w:ascii="Arial" w:hAnsi="Arial" w:cs="Arial"/>
-          <w:sz w:val="22"/>
-        </w:rPr>
-      </w:pPr>
-      <w:r>
-        <w:rPr>
-          <w:rFonts w:ascii="Arial" w:hAnsi="Arial" w:cs="Arial"/>
-          <w:sz w:val="22"/>
-        </w:rPr>
-        <w:t>Giải thích: Đáp án the phù hợp với quy tắc a/an theo âm đầu, the khi đối tượng đã xác định, hoặc không dùng mạo từ khi nói chung.</w:t>
       </w:r>
     </w:p>
     <w:p>
@@ -3487,8 +3051,7 @@
     </w:p>
     <w:p>
       <w:pPr>
-        <w:keepNext/>
-        <w:spacing w:before="200" w:after="60" w:line="240" w:lineRule="auto"/>
+        <w:spacing w:before="200" w:after="120" w:line="240" w:lineRule="auto"/>
         <w:rPr>
           <w:rFonts w:ascii="Arial" w:hAnsi="Arial" w:cs="Arial"/>
           <w:b/>
@@ -3506,26 +3069,7 @@
     </w:p>
     <w:p>
       <w:pPr>
-        <w:keepLines/>
-        <w:spacing w:after="220" w:line="240" w:lineRule="auto"/>
-        <w:ind w:left="198"/>
-        <w:rPr>
-          <w:rFonts w:ascii="Arial" w:hAnsi="Arial" w:cs="Arial"/>
-          <w:sz w:val="22"/>
-        </w:rPr>
-      </w:pPr>
-      <w:r>
-        <w:rPr>
-          <w:rFonts w:ascii="Arial" w:hAnsi="Arial" w:cs="Arial"/>
-          <w:sz w:val="22"/>
-        </w:rPr>
-        <w:t>Giải thích: Đáp án on diễn đạt đúng quan hệ thời gian, nơi chốn, vị trí hoặc hướng chuyển động trong câu.</w:t>
-      </w:r>
-    </w:p>
-    <w:p>
-      <w:pPr>
-        <w:keepNext/>
-        <w:spacing w:before="200" w:after="60" w:line="240" w:lineRule="auto"/>
+        <w:spacing w:before="200" w:after="120" w:line="240" w:lineRule="auto"/>
         <w:rPr>
           <w:rFonts w:ascii="Arial" w:hAnsi="Arial" w:cs="Arial"/>
           <w:b/>
@@ -3543,26 +3087,7 @@
     </w:p>
     <w:p>
       <w:pPr>
-        <w:keepLines/>
-        <w:spacing w:after="220" w:line="240" w:lineRule="auto"/>
-        <w:ind w:left="198"/>
-        <w:rPr>
-          <w:rFonts w:ascii="Arial" w:hAnsi="Arial" w:cs="Arial"/>
-          <w:sz w:val="22"/>
-        </w:rPr>
-      </w:pPr>
-      <w:r>
-        <w:rPr>
-          <w:rFonts w:ascii="Arial" w:hAnsi="Arial" w:cs="Arial"/>
-          <w:sz w:val="22"/>
-        </w:rPr>
-        <w:t>Giải thích: Đáp án at diễn đạt đúng quan hệ thời gian, nơi chốn, vị trí hoặc hướng chuyển động trong câu.</w:t>
-      </w:r>
-    </w:p>
-    <w:p>
-      <w:pPr>
-        <w:keepNext/>
-        <w:spacing w:before="200" w:after="60" w:line="240" w:lineRule="auto"/>
+        <w:spacing w:before="200" w:after="120" w:line="240" w:lineRule="auto"/>
         <w:rPr>
           <w:rFonts w:ascii="Arial" w:hAnsi="Arial" w:cs="Arial"/>
           <w:b/>
@@ -3580,26 +3105,7 @@
     </w:p>
     <w:p>
       <w:pPr>
-        <w:keepLines/>
-        <w:spacing w:after="220" w:line="240" w:lineRule="auto"/>
-        <w:ind w:left="198"/>
-        <w:rPr>
-          <w:rFonts w:ascii="Arial" w:hAnsi="Arial" w:cs="Arial"/>
-          <w:sz w:val="22"/>
-        </w:rPr>
-      </w:pPr>
-      <w:r>
-        <w:rPr>
-          <w:rFonts w:ascii="Arial" w:hAnsi="Arial" w:cs="Arial"/>
-          <w:sz w:val="22"/>
-        </w:rPr>
-        <w:t>Giải thích: Đáp án in diễn đạt đúng quan hệ thời gian, nơi chốn, vị trí hoặc hướng chuyển động trong câu.</w:t>
-      </w:r>
-    </w:p>
-    <w:p>
-      <w:pPr>
-        <w:keepNext/>
-        <w:spacing w:before="200" w:after="60" w:line="240" w:lineRule="auto"/>
+        <w:spacing w:before="200" w:after="120" w:line="240" w:lineRule="auto"/>
         <w:rPr>
           <w:rFonts w:ascii="Arial" w:hAnsi="Arial" w:cs="Arial"/>
           <w:b/>
@@ -3617,26 +3123,7 @@
     </w:p>
     <w:p>
       <w:pPr>
-        <w:keepLines/>
-        <w:spacing w:after="220" w:line="240" w:lineRule="auto"/>
-        <w:ind w:left="198"/>
-        <w:rPr>
-          <w:rFonts w:ascii="Arial" w:hAnsi="Arial" w:cs="Arial"/>
-          <w:sz w:val="22"/>
-        </w:rPr>
-      </w:pPr>
-      <w:r>
-        <w:rPr>
-          <w:rFonts w:ascii="Arial" w:hAnsi="Arial" w:cs="Arial"/>
-          <w:sz w:val="22"/>
-        </w:rPr>
-        <w:t>Giải thích: Đáp án between diễn đạt đúng quan hệ thời gian, nơi chốn, vị trí hoặc hướng chuyển động trong câu.</w:t>
-      </w:r>
-    </w:p>
-    <w:p>
-      <w:pPr>
-        <w:keepNext/>
-        <w:spacing w:before="200" w:after="60" w:line="240" w:lineRule="auto"/>
+        <w:spacing w:before="200" w:after="120" w:line="240" w:lineRule="auto"/>
         <w:rPr>
           <w:rFonts w:ascii="Arial" w:hAnsi="Arial" w:cs="Arial"/>
           <w:b/>
@@ -3654,64 +3141,25 @@
     </w:p>
     <w:p>
       <w:pPr>
-        <w:keepLines/>
-        <w:spacing w:after="220" w:line="240" w:lineRule="auto"/>
-        <w:ind w:left="198"/>
-        <w:rPr>
-          <w:rFonts w:ascii="Arial" w:hAnsi="Arial" w:cs="Arial"/>
-          <w:sz w:val="22"/>
-        </w:rPr>
-      </w:pPr>
-      <w:r>
-        <w:rPr>
-          <w:rFonts w:ascii="Arial" w:hAnsi="Arial" w:cs="Arial"/>
-          <w:sz w:val="22"/>
-        </w:rPr>
-        <w:t>Giải thích: Đáp án through diễn đạt đúng quan hệ thời gian, nơi chốn, vị trí hoặc hướng chuyển động trong câu.</w:t>
-      </w:r>
-    </w:p>
-    <w:p>
-      <w:pPr>
-        <w:keepNext/>
-        <w:spacing w:before="200" w:after="60" w:line="240" w:lineRule="auto"/>
-        <w:rPr>
-          <w:rFonts w:ascii="Arial" w:hAnsi="Arial" w:cs="Arial"/>
-          <w:b/>
-          <w:sz w:val="22"/>
-        </w:rPr>
-      </w:pPr>
-      <w:r>
-        <w:rPr>
-          <w:rFonts w:ascii="Arial" w:hAnsi="Arial" w:cs="Arial"/>
-          <w:b/>
-          <w:sz w:val="22"/>
-        </w:rPr>
-        <w:lastRenderedPageBreak/>
+        <w:spacing w:before="200" w:after="120" w:line="240" w:lineRule="auto"/>
+        <w:rPr>
+          <w:rFonts w:ascii="Arial" w:hAnsi="Arial" w:cs="Arial"/>
+          <w:b/>
+          <w:sz w:val="22"/>
+        </w:rPr>
+      </w:pPr>
+      <w:r>
+        <w:rPr>
+          <w:rFonts w:ascii="Arial" w:hAnsi="Arial" w:cs="Arial"/>
+          <w:b/>
+          <w:sz w:val="22"/>
+        </w:rPr>
         <w:t>Câu 6: into</w:t>
       </w:r>
     </w:p>
     <w:p>
       <w:pPr>
-        <w:keepLines/>
-        <w:spacing w:after="220" w:line="240" w:lineRule="auto"/>
-        <w:ind w:left="198"/>
-        <w:rPr>
-          <w:rFonts w:ascii="Arial" w:hAnsi="Arial" w:cs="Arial"/>
-          <w:sz w:val="22"/>
-        </w:rPr>
-      </w:pPr>
-      <w:r>
-        <w:rPr>
-          <w:rFonts w:ascii="Arial" w:hAnsi="Arial" w:cs="Arial"/>
-          <w:sz w:val="22"/>
-        </w:rPr>
-        <w:t>Giải thích: Đáp án into diễn đạt đúng quan hệ thời gian, nơi chốn, vị trí hoặc hướng chuyển động trong câu.</w:t>
-      </w:r>
-    </w:p>
-    <w:p>
-      <w:pPr>
-        <w:keepNext/>
-        <w:spacing w:before="200" w:after="60" w:line="240" w:lineRule="auto"/>
+        <w:spacing w:before="200" w:after="120" w:line="240" w:lineRule="auto"/>
         <w:rPr>
           <w:rFonts w:ascii="Arial" w:hAnsi="Arial" w:cs="Arial"/>
           <w:b/>
@@ -3729,26 +3177,7 @@
     </w:p>
     <w:p>
       <w:pPr>
-        <w:keepLines/>
-        <w:spacing w:after="220" w:line="240" w:lineRule="auto"/>
-        <w:ind w:left="198"/>
-        <w:rPr>
-          <w:rFonts w:ascii="Arial" w:hAnsi="Arial" w:cs="Arial"/>
-          <w:sz w:val="22"/>
-        </w:rPr>
-      </w:pPr>
-      <w:r>
-        <w:rPr>
-          <w:rFonts w:ascii="Arial" w:hAnsi="Arial" w:cs="Arial"/>
-          <w:sz w:val="22"/>
-        </w:rPr>
-        <w:t>Giải thích: Đáp án over diễn đạt đúng quan hệ thời gian, nơi chốn, vị trí hoặc hướng chuyển động trong câu.</w:t>
-      </w:r>
-    </w:p>
-    <w:p>
-      <w:pPr>
-        <w:keepNext/>
-        <w:spacing w:before="200" w:after="60" w:line="240" w:lineRule="auto"/>
+        <w:spacing w:before="200" w:after="120" w:line="240" w:lineRule="auto"/>
         <w:rPr>
           <w:rFonts w:ascii="Arial" w:hAnsi="Arial" w:cs="Arial"/>
           <w:b/>
@@ -3766,26 +3195,7 @@
     </w:p>
     <w:p>
       <w:pPr>
-        <w:keepLines/>
-        <w:spacing w:after="220" w:line="240" w:lineRule="auto"/>
-        <w:ind w:left="198"/>
-        <w:rPr>
-          <w:rFonts w:ascii="Arial" w:hAnsi="Arial" w:cs="Arial"/>
-          <w:sz w:val="22"/>
-        </w:rPr>
-      </w:pPr>
-      <w:r>
-        <w:rPr>
-          <w:rFonts w:ascii="Arial" w:hAnsi="Arial" w:cs="Arial"/>
-          <w:sz w:val="22"/>
-        </w:rPr>
-        <w:t>Giải thích: Đáp án from/out of diễn đạt đúng quan hệ thời gian, nơi chốn, vị trí hoặc hướng chuyển động trong câu.</w:t>
-      </w:r>
-    </w:p>
-    <w:p>
-      <w:pPr>
-        <w:keepNext/>
-        <w:spacing w:before="200" w:after="60" w:line="240" w:lineRule="auto"/>
+        <w:spacing w:before="200" w:after="120" w:line="240" w:lineRule="auto"/>
         <w:rPr>
           <w:rFonts w:ascii="Arial" w:hAnsi="Arial" w:cs="Arial"/>
           <w:b/>
@@ -3803,26 +3213,7 @@
     </w:p>
     <w:p>
       <w:pPr>
-        <w:keepLines/>
-        <w:spacing w:after="220" w:line="240" w:lineRule="auto"/>
-        <w:ind w:left="198"/>
-        <w:rPr>
-          <w:rFonts w:ascii="Arial" w:hAnsi="Arial" w:cs="Arial"/>
-          <w:sz w:val="22"/>
-        </w:rPr>
-      </w:pPr>
-      <w:r>
-        <w:rPr>
-          <w:rFonts w:ascii="Arial" w:hAnsi="Arial" w:cs="Arial"/>
-          <w:sz w:val="22"/>
-        </w:rPr>
-        <w:t>Giải thích: Đáp án across diễn đạt đúng quan hệ thời gian, nơi chốn, vị trí hoặc hướng chuyển động trong câu.</w:t>
-      </w:r>
-    </w:p>
-    <w:p>
-      <w:pPr>
-        <w:keepNext/>
-        <w:spacing w:before="200" w:after="60" w:line="240" w:lineRule="auto"/>
+        <w:spacing w:before="200" w:after="120" w:line="240" w:lineRule="auto"/>
         <w:rPr>
           <w:rFonts w:ascii="Arial" w:hAnsi="Arial" w:cs="Arial"/>
           <w:b/>
@@ -3836,24 +3227,6 @@
           <w:sz w:val="22"/>
         </w:rPr>
         <w:t>Câu 10: along</w:t>
-      </w:r>
-    </w:p>
-    <w:p>
-      <w:pPr>
-        <w:keepLines/>
-        <w:spacing w:after="220" w:line="240" w:lineRule="auto"/>
-        <w:ind w:left="198"/>
-        <w:rPr>
-          <w:rFonts w:ascii="Arial" w:hAnsi="Arial" w:cs="Arial"/>
-          <w:sz w:val="22"/>
-        </w:rPr>
-      </w:pPr>
-      <w:r>
-        <w:rPr>
-          <w:rFonts w:ascii="Arial" w:hAnsi="Arial" w:cs="Arial"/>
-          <w:sz w:val="22"/>
-        </w:rPr>
-        <w:t>Giải thích: Đáp án along diễn đạt đúng quan hệ thời gian, nơi chốn, vị trí hoặc hướng chuyển động trong câu.</w:t>
       </w:r>
     </w:p>
     <w:p>
@@ -3875,8 +3248,7 @@
     </w:p>
     <w:p>
       <w:pPr>
-        <w:keepNext/>
-        <w:spacing w:before="200" w:after="60" w:line="240" w:lineRule="auto"/>
+        <w:spacing w:before="200" w:after="120" w:line="240" w:lineRule="auto"/>
         <w:rPr>
           <w:rFonts w:ascii="Arial" w:hAnsi="Arial" w:cs="Arial"/>
           <w:b/>
@@ -3894,26 +3266,7 @@
     </w:p>
     <w:p>
       <w:pPr>
-        <w:keepLines/>
-        <w:spacing w:after="220" w:line="240" w:lineRule="auto"/>
-        <w:ind w:left="198"/>
-        <w:rPr>
-          <w:rFonts w:ascii="Arial" w:hAnsi="Arial" w:cs="Arial"/>
-          <w:sz w:val="22"/>
-        </w:rPr>
-      </w:pPr>
-      <w:r>
-        <w:rPr>
-          <w:rFonts w:ascii="Arial" w:hAnsi="Arial" w:cs="Arial"/>
-          <w:sz w:val="22"/>
-        </w:rPr>
-        <w:t>Giải thích: Đáp án dùng is với danh từ số ít/không đếm được và are với danh từ số nhiều; trật tự từ phù hợp với câu khẳng định, phủ định hoặc nghi vấn.</w:t>
-      </w:r>
-    </w:p>
-    <w:p>
-      <w:pPr>
-        <w:keepNext/>
-        <w:spacing w:before="200" w:after="60" w:line="240" w:lineRule="auto"/>
+        <w:spacing w:before="200" w:after="120" w:line="240" w:lineRule="auto"/>
         <w:rPr>
           <w:rFonts w:ascii="Arial" w:hAnsi="Arial" w:cs="Arial"/>
           <w:b/>
@@ -3931,26 +3284,7 @@
     </w:p>
     <w:p>
       <w:pPr>
-        <w:keepLines/>
-        <w:spacing w:after="220" w:line="240" w:lineRule="auto"/>
-        <w:ind w:left="198"/>
-        <w:rPr>
-          <w:rFonts w:ascii="Arial" w:hAnsi="Arial" w:cs="Arial"/>
-          <w:sz w:val="22"/>
-        </w:rPr>
-      </w:pPr>
-      <w:r>
-        <w:rPr>
-          <w:rFonts w:ascii="Arial" w:hAnsi="Arial" w:cs="Arial"/>
-          <w:sz w:val="22"/>
-        </w:rPr>
-        <w:t>Giải thích: Đáp án dùng is với danh từ số ít/không đếm được và are với danh từ số nhiều; trật tự từ phù hợp với câu khẳng định, phủ định hoặc nghi vấn.</w:t>
-      </w:r>
-    </w:p>
-    <w:p>
-      <w:pPr>
-        <w:keepNext/>
-        <w:spacing w:before="200" w:after="60" w:line="240" w:lineRule="auto"/>
+        <w:spacing w:before="200" w:after="120" w:line="240" w:lineRule="auto"/>
         <w:rPr>
           <w:rFonts w:ascii="Arial" w:hAnsi="Arial" w:cs="Arial"/>
           <w:b/>
@@ -3968,26 +3302,7 @@
     </w:p>
     <w:p>
       <w:pPr>
-        <w:keepLines/>
-        <w:spacing w:after="220" w:line="240" w:lineRule="auto"/>
-        <w:ind w:left="198"/>
-        <w:rPr>
-          <w:rFonts w:ascii="Arial" w:hAnsi="Arial" w:cs="Arial"/>
-          <w:sz w:val="22"/>
-        </w:rPr>
-      </w:pPr>
-      <w:r>
-        <w:rPr>
-          <w:rFonts w:ascii="Arial" w:hAnsi="Arial" w:cs="Arial"/>
-          <w:sz w:val="22"/>
-        </w:rPr>
-        <w:t>Giải thích: Đáp án dùng is với danh từ số ít/không đếm được và are với danh từ số nhiều; trật tự từ phù hợp với câu khẳng định, phủ định hoặc nghi vấn.</w:t>
-      </w:r>
-    </w:p>
-    <w:p>
-      <w:pPr>
-        <w:keepNext/>
-        <w:spacing w:before="200" w:after="60" w:line="240" w:lineRule="auto"/>
+        <w:spacing w:before="200" w:after="120" w:line="240" w:lineRule="auto"/>
         <w:rPr>
           <w:rFonts w:ascii="Arial" w:hAnsi="Arial" w:cs="Arial"/>
           <w:b/>
@@ -4005,26 +3320,7 @@
     </w:p>
     <w:p>
       <w:pPr>
-        <w:keepLines/>
-        <w:spacing w:after="220" w:line="240" w:lineRule="auto"/>
-        <w:ind w:left="198"/>
-        <w:rPr>
-          <w:rFonts w:ascii="Arial" w:hAnsi="Arial" w:cs="Arial"/>
-          <w:sz w:val="22"/>
-        </w:rPr>
-      </w:pPr>
-      <w:r>
-        <w:rPr>
-          <w:rFonts w:ascii="Arial" w:hAnsi="Arial" w:cs="Arial"/>
-          <w:sz w:val="22"/>
-        </w:rPr>
-        <w:t>Giải thích: Đáp án dùng is với danh từ số ít/không đếm được và are với danh từ số nhiều; trật tự từ phù hợp với câu khẳng định, phủ định hoặc nghi vấn.</w:t>
-      </w:r>
-    </w:p>
-    <w:p>
-      <w:pPr>
-        <w:keepNext/>
-        <w:spacing w:before="200" w:after="60" w:line="240" w:lineRule="auto"/>
+        <w:spacing w:before="200" w:after="120" w:line="240" w:lineRule="auto"/>
         <w:rPr>
           <w:rFonts w:ascii="Arial" w:hAnsi="Arial" w:cs="Arial"/>
           <w:b/>
@@ -4042,26 +3338,7 @@
     </w:p>
     <w:p>
       <w:pPr>
-        <w:keepLines/>
-        <w:spacing w:after="220" w:line="240" w:lineRule="auto"/>
-        <w:ind w:left="198"/>
-        <w:rPr>
-          <w:rFonts w:ascii="Arial" w:hAnsi="Arial" w:cs="Arial"/>
-          <w:sz w:val="22"/>
-        </w:rPr>
-      </w:pPr>
-      <w:r>
-        <w:rPr>
-          <w:rFonts w:ascii="Arial" w:hAnsi="Arial" w:cs="Arial"/>
-          <w:sz w:val="22"/>
-        </w:rPr>
-        <w:t>Giải thích: Đáp án dùng is với danh từ số ít/không đếm được và are với danh từ số nhiều; trật tự từ phù hợp với câu khẳng định, phủ định hoặc nghi vấn.</w:t>
-      </w:r>
-    </w:p>
-    <w:p>
-      <w:pPr>
-        <w:keepNext/>
-        <w:spacing w:before="200" w:after="60" w:line="240" w:lineRule="auto"/>
+        <w:spacing w:before="200" w:after="120" w:line="240" w:lineRule="auto"/>
         <w:rPr>
           <w:rFonts w:ascii="Arial" w:hAnsi="Arial" w:cs="Arial"/>
           <w:b/>
@@ -4079,26 +3356,7 @@
     </w:p>
     <w:p>
       <w:pPr>
-        <w:keepLines/>
-        <w:spacing w:after="220" w:line="240" w:lineRule="auto"/>
-        <w:ind w:left="198"/>
-        <w:rPr>
-          <w:rFonts w:ascii="Arial" w:hAnsi="Arial" w:cs="Arial"/>
-          <w:sz w:val="22"/>
-        </w:rPr>
-      </w:pPr>
-      <w:r>
-        <w:rPr>
-          <w:rFonts w:ascii="Arial" w:hAnsi="Arial" w:cs="Arial"/>
-          <w:sz w:val="22"/>
-        </w:rPr>
-        <w:t>Giải thích: Đáp án dùng is với danh từ số ít/không đếm được và are với danh từ số nhiều; trật tự từ phù hợp với câu khẳng định, phủ định hoặc nghi vấn.</w:t>
-      </w:r>
-    </w:p>
-    <w:p>
-      <w:pPr>
-        <w:keepNext/>
-        <w:spacing w:before="200" w:after="60" w:line="240" w:lineRule="auto"/>
+        <w:spacing w:before="200" w:after="120" w:line="240" w:lineRule="auto"/>
         <w:rPr>
           <w:rFonts w:ascii="Arial" w:hAnsi="Arial" w:cs="Arial"/>
           <w:b/>
@@ -4116,26 +3374,7 @@
     </w:p>
     <w:p>
       <w:pPr>
-        <w:keepLines/>
-        <w:spacing w:after="220" w:line="240" w:lineRule="auto"/>
-        <w:ind w:left="198"/>
-        <w:rPr>
-          <w:rFonts w:ascii="Arial" w:hAnsi="Arial" w:cs="Arial"/>
-          <w:sz w:val="22"/>
-        </w:rPr>
-      </w:pPr>
-      <w:r>
-        <w:rPr>
-          <w:rFonts w:ascii="Arial" w:hAnsi="Arial" w:cs="Arial"/>
-          <w:sz w:val="22"/>
-        </w:rPr>
-        <w:t>Giải thích: Đáp án dùng is với danh từ số ít/không đếm được và are với danh từ số nhiều; trật tự từ phù hợp với câu khẳng định, phủ định hoặc nghi vấn.</w:t>
-      </w:r>
-    </w:p>
-    <w:p>
-      <w:pPr>
-        <w:keepNext/>
-        <w:spacing w:before="200" w:after="60" w:line="240" w:lineRule="auto"/>
+        <w:spacing w:before="200" w:after="120" w:line="240" w:lineRule="auto"/>
         <w:rPr>
           <w:rFonts w:ascii="Arial" w:hAnsi="Arial" w:cs="Arial"/>
           <w:b/>
@@ -4153,64 +3392,25 @@
     </w:p>
     <w:p>
       <w:pPr>
-        <w:keepLines/>
-        <w:spacing w:after="220" w:line="240" w:lineRule="auto"/>
-        <w:ind w:left="198"/>
-        <w:rPr>
-          <w:rFonts w:ascii="Arial" w:hAnsi="Arial" w:cs="Arial"/>
-          <w:sz w:val="22"/>
-        </w:rPr>
-      </w:pPr>
-      <w:r>
-        <w:rPr>
-          <w:rFonts w:ascii="Arial" w:hAnsi="Arial" w:cs="Arial"/>
-          <w:sz w:val="22"/>
-        </w:rPr>
-        <w:t>Giải thích: Đáp án dùng is với danh từ số ít/không đếm được và are với danh từ số nhiều; trật tự từ phù hợp với câu khẳng định, phủ định hoặc nghi vấn.</w:t>
-      </w:r>
-    </w:p>
-    <w:p>
-      <w:pPr>
-        <w:keepNext/>
-        <w:spacing w:before="200" w:after="60" w:line="240" w:lineRule="auto"/>
-        <w:rPr>
-          <w:rFonts w:ascii="Arial" w:hAnsi="Arial" w:cs="Arial"/>
-          <w:b/>
-          <w:sz w:val="22"/>
-        </w:rPr>
-      </w:pPr>
-      <w:r>
-        <w:rPr>
-          <w:rFonts w:ascii="Arial" w:hAnsi="Arial" w:cs="Arial"/>
-          <w:b/>
-          <w:sz w:val="22"/>
-        </w:rPr>
-        <w:lastRenderedPageBreak/>
+        <w:spacing w:before="200" w:after="120" w:line="240" w:lineRule="auto"/>
+        <w:rPr>
+          <w:rFonts w:ascii="Arial" w:hAnsi="Arial" w:cs="Arial"/>
+          <w:b/>
+          <w:sz w:val="22"/>
+        </w:rPr>
+      </w:pPr>
+      <w:r>
+        <w:rPr>
+          <w:rFonts w:ascii="Arial" w:hAnsi="Arial" w:cs="Arial"/>
+          <w:b/>
+          <w:sz w:val="22"/>
+        </w:rPr>
         <w:t>Câu 9: There are three mistakes</w:t>
       </w:r>
     </w:p>
     <w:p>
       <w:pPr>
-        <w:keepLines/>
-        <w:spacing w:after="220" w:line="240" w:lineRule="auto"/>
-        <w:ind w:left="198"/>
-        <w:rPr>
-          <w:rFonts w:ascii="Arial" w:hAnsi="Arial" w:cs="Arial"/>
-          <w:sz w:val="22"/>
-        </w:rPr>
-      </w:pPr>
-      <w:r>
-        <w:rPr>
-          <w:rFonts w:ascii="Arial" w:hAnsi="Arial" w:cs="Arial"/>
-          <w:sz w:val="22"/>
-        </w:rPr>
-        <w:t>Giải thích: Đáp án dùng is với danh từ số ít/không đếm được và are với danh từ số nhiều; trật tự từ phù hợp với câu khẳng định, phủ định hoặc nghi vấn.</w:t>
-      </w:r>
-    </w:p>
-    <w:p>
-      <w:pPr>
-        <w:keepNext/>
-        <w:spacing w:before="200" w:after="60" w:line="240" w:lineRule="auto"/>
+        <w:spacing w:before="200" w:after="120" w:line="240" w:lineRule="auto"/>
         <w:rPr>
           <w:rFonts w:ascii="Arial" w:hAnsi="Arial" w:cs="Arial"/>
           <w:b/>
@@ -4224,24 +3424,6 @@
           <w:sz w:val="22"/>
         </w:rPr>
         <w:t>Câu 10: There is one book</w:t>
-      </w:r>
-    </w:p>
-    <w:p>
-      <w:pPr>
-        <w:keepLines/>
-        <w:spacing w:after="220" w:line="240" w:lineRule="auto"/>
-        <w:ind w:left="198"/>
-        <w:rPr>
-          <w:rFonts w:ascii="Arial" w:hAnsi="Arial" w:cs="Arial"/>
-          <w:sz w:val="22"/>
-        </w:rPr>
-      </w:pPr>
-      <w:r>
-        <w:rPr>
-          <w:rFonts w:ascii="Arial" w:hAnsi="Arial" w:cs="Arial"/>
-          <w:sz w:val="22"/>
-        </w:rPr>
-        <w:t>Giải thích: Đáp án dùng is với danh từ số ít/không đếm được và are với danh từ số nhiều; trật tự từ phù hợp với câu khẳng định, phủ định hoặc nghi vấn.</w:t>
       </w:r>
     </w:p>
     <w:p>
@@ -4263,8 +3445,7 @@
     </w:p>
     <w:p>
       <w:pPr>
-        <w:keepNext/>
-        <w:spacing w:before="200" w:after="60" w:line="240" w:lineRule="auto"/>
+        <w:spacing w:before="200" w:after="120" w:line="240" w:lineRule="auto"/>
         <w:rPr>
           <w:rFonts w:ascii="Arial" w:hAnsi="Arial" w:cs="Arial"/>
           <w:b/>
@@ -4282,26 +3463,7 @@
     </w:p>
     <w:p>
       <w:pPr>
-        <w:keepLines/>
-        <w:spacing w:after="220" w:line="240" w:lineRule="auto"/>
-        <w:ind w:left="198"/>
-        <w:rPr>
-          <w:rFonts w:ascii="Arial" w:hAnsi="Arial" w:cs="Arial"/>
-          <w:sz w:val="22"/>
-        </w:rPr>
-      </w:pPr>
-      <w:r>
-        <w:rPr>
-          <w:rFonts w:ascii="Arial" w:hAnsi="Arial" w:cs="Arial"/>
-          <w:sz w:val="22"/>
-        </w:rPr>
-        <w:t>Giải thích: This/these chỉ vật ở gần, that/those chỉ vật ở xa; dạng số ít hoặc số nhiều khớp với danh từ trong câu.</w:t>
-      </w:r>
-    </w:p>
-    <w:p>
-      <w:pPr>
-        <w:keepNext/>
-        <w:spacing w:before="200" w:after="60" w:line="240" w:lineRule="auto"/>
+        <w:spacing w:before="200" w:after="120" w:line="240" w:lineRule="auto"/>
         <w:rPr>
           <w:rFonts w:ascii="Arial" w:hAnsi="Arial" w:cs="Arial"/>
           <w:b/>
@@ -4319,26 +3481,7 @@
     </w:p>
     <w:p>
       <w:pPr>
-        <w:keepLines/>
-        <w:spacing w:after="220" w:line="240" w:lineRule="auto"/>
-        <w:ind w:left="198"/>
-        <w:rPr>
-          <w:rFonts w:ascii="Arial" w:hAnsi="Arial" w:cs="Arial"/>
-          <w:sz w:val="22"/>
-        </w:rPr>
-      </w:pPr>
-      <w:r>
-        <w:rPr>
-          <w:rFonts w:ascii="Arial" w:hAnsi="Arial" w:cs="Arial"/>
-          <w:sz w:val="22"/>
-        </w:rPr>
-        <w:t>Giải thích: This/these chỉ vật ở gần, that/those chỉ vật ở xa; dạng số ít hoặc số nhiều khớp với danh từ trong câu.</w:t>
-      </w:r>
-    </w:p>
-    <w:p>
-      <w:pPr>
-        <w:keepNext/>
-        <w:spacing w:before="200" w:after="60" w:line="240" w:lineRule="auto"/>
+        <w:spacing w:before="200" w:after="120" w:line="240" w:lineRule="auto"/>
         <w:rPr>
           <w:rFonts w:ascii="Arial" w:hAnsi="Arial" w:cs="Arial"/>
           <w:b/>
@@ -4356,26 +3499,7 @@
     </w:p>
     <w:p>
       <w:pPr>
-        <w:keepLines/>
-        <w:spacing w:after="220" w:line="240" w:lineRule="auto"/>
-        <w:ind w:left="198"/>
-        <w:rPr>
-          <w:rFonts w:ascii="Arial" w:hAnsi="Arial" w:cs="Arial"/>
-          <w:sz w:val="22"/>
-        </w:rPr>
-      </w:pPr>
-      <w:r>
-        <w:rPr>
-          <w:rFonts w:ascii="Arial" w:hAnsi="Arial" w:cs="Arial"/>
-          <w:sz w:val="22"/>
-        </w:rPr>
-        <w:t>Giải thích: This/these chỉ vật ở gần, that/those chỉ vật ở xa; dạng số ít hoặc số nhiều khớp với danh từ trong câu.</w:t>
-      </w:r>
-    </w:p>
-    <w:p>
-      <w:pPr>
-        <w:keepNext/>
-        <w:spacing w:before="200" w:after="60" w:line="240" w:lineRule="auto"/>
+        <w:spacing w:before="200" w:after="120" w:line="240" w:lineRule="auto"/>
         <w:rPr>
           <w:rFonts w:ascii="Arial" w:hAnsi="Arial" w:cs="Arial"/>
           <w:b/>
@@ -4393,26 +3517,7 @@
     </w:p>
     <w:p>
       <w:pPr>
-        <w:keepLines/>
-        <w:spacing w:after="220" w:line="240" w:lineRule="auto"/>
-        <w:ind w:left="198"/>
-        <w:rPr>
-          <w:rFonts w:ascii="Arial" w:hAnsi="Arial" w:cs="Arial"/>
-          <w:sz w:val="22"/>
-        </w:rPr>
-      </w:pPr>
-      <w:r>
-        <w:rPr>
-          <w:rFonts w:ascii="Arial" w:hAnsi="Arial" w:cs="Arial"/>
-          <w:sz w:val="22"/>
-        </w:rPr>
-        <w:t>Giải thích: This/these chỉ vật ở gần, that/those chỉ vật ở xa; dạng số ít hoặc số nhiều khớp với danh từ trong câu.</w:t>
-      </w:r>
-    </w:p>
-    <w:p>
-      <w:pPr>
-        <w:keepNext/>
-        <w:spacing w:before="200" w:after="60" w:line="240" w:lineRule="auto"/>
+        <w:spacing w:before="200" w:after="120" w:line="240" w:lineRule="auto"/>
         <w:rPr>
           <w:rFonts w:ascii="Arial" w:hAnsi="Arial" w:cs="Arial"/>
           <w:b/>
@@ -4430,26 +3535,7 @@
     </w:p>
     <w:p>
       <w:pPr>
-        <w:keepLines/>
-        <w:spacing w:after="220" w:line="240" w:lineRule="auto"/>
-        <w:ind w:left="198"/>
-        <w:rPr>
-          <w:rFonts w:ascii="Arial" w:hAnsi="Arial" w:cs="Arial"/>
-          <w:sz w:val="22"/>
-        </w:rPr>
-      </w:pPr>
-      <w:r>
-        <w:rPr>
-          <w:rFonts w:ascii="Arial" w:hAnsi="Arial" w:cs="Arial"/>
-          <w:sz w:val="22"/>
-        </w:rPr>
-        <w:t>Giải thích: This/these chỉ vật ở gần, that/those chỉ vật ở xa; dạng số ít hoặc số nhiều khớp với danh từ trong câu.</w:t>
-      </w:r>
-    </w:p>
-    <w:p>
-      <w:pPr>
-        <w:keepNext/>
-        <w:spacing w:before="200" w:after="60" w:line="240" w:lineRule="auto"/>
+        <w:spacing w:before="200" w:after="120" w:line="240" w:lineRule="auto"/>
         <w:rPr>
           <w:rFonts w:ascii="Arial" w:hAnsi="Arial" w:cs="Arial"/>
           <w:b/>
@@ -4467,26 +3553,7 @@
     </w:p>
     <w:p>
       <w:pPr>
-        <w:keepLines/>
-        <w:spacing w:after="220" w:line="240" w:lineRule="auto"/>
-        <w:ind w:left="198"/>
-        <w:rPr>
-          <w:rFonts w:ascii="Arial" w:hAnsi="Arial" w:cs="Arial"/>
-          <w:sz w:val="22"/>
-        </w:rPr>
-      </w:pPr>
-      <w:r>
-        <w:rPr>
-          <w:rFonts w:ascii="Arial" w:hAnsi="Arial" w:cs="Arial"/>
-          <w:sz w:val="22"/>
-        </w:rPr>
-        <w:t>Giải thích: This/these chỉ vật ở gần, that/those chỉ vật ở xa; dạng số ít hoặc số nhiều khớp với danh từ trong câu.</w:t>
-      </w:r>
-    </w:p>
-    <w:p>
-      <w:pPr>
-        <w:keepNext/>
-        <w:spacing w:before="200" w:after="60" w:line="240" w:lineRule="auto"/>
+        <w:spacing w:before="200" w:after="120" w:line="240" w:lineRule="auto"/>
         <w:rPr>
           <w:rFonts w:ascii="Arial" w:hAnsi="Arial" w:cs="Arial"/>
           <w:b/>
@@ -4504,26 +3571,7 @@
     </w:p>
     <w:p>
       <w:pPr>
-        <w:keepLines/>
-        <w:spacing w:after="220" w:line="240" w:lineRule="auto"/>
-        <w:ind w:left="198"/>
-        <w:rPr>
-          <w:rFonts w:ascii="Arial" w:hAnsi="Arial" w:cs="Arial"/>
-          <w:sz w:val="22"/>
-        </w:rPr>
-      </w:pPr>
-      <w:r>
-        <w:rPr>
-          <w:rFonts w:ascii="Arial" w:hAnsi="Arial" w:cs="Arial"/>
-          <w:sz w:val="22"/>
-        </w:rPr>
-        <w:t>Giải thích: This/these chỉ vật ở gần, that/those chỉ vật ở xa; dạng số ít hoặc số nhiều khớp với danh từ trong câu.</w:t>
-      </w:r>
-    </w:p>
-    <w:p>
-      <w:pPr>
-        <w:keepNext/>
-        <w:spacing w:before="200" w:after="60" w:line="240" w:lineRule="auto"/>
+        <w:spacing w:before="200" w:after="120" w:line="240" w:lineRule="auto"/>
         <w:rPr>
           <w:rFonts w:ascii="Arial" w:hAnsi="Arial" w:cs="Arial"/>
           <w:b/>
@@ -4541,26 +3589,7 @@
     </w:p>
     <w:p>
       <w:pPr>
-        <w:keepLines/>
-        <w:spacing w:after="220" w:line="240" w:lineRule="auto"/>
-        <w:ind w:left="198"/>
-        <w:rPr>
-          <w:rFonts w:ascii="Arial" w:hAnsi="Arial" w:cs="Arial"/>
-          <w:sz w:val="22"/>
-        </w:rPr>
-      </w:pPr>
-      <w:r>
-        <w:rPr>
-          <w:rFonts w:ascii="Arial" w:hAnsi="Arial" w:cs="Arial"/>
-          <w:sz w:val="22"/>
-        </w:rPr>
-        <w:t>Giải thích: This/these chỉ vật ở gần, that/those chỉ vật ở xa; dạng số ít hoặc số nhiều khớp với danh từ trong câu.</w:t>
-      </w:r>
-    </w:p>
-    <w:p>
-      <w:pPr>
-        <w:keepNext/>
-        <w:spacing w:before="200" w:after="60" w:line="240" w:lineRule="auto"/>
+        <w:spacing w:before="200" w:after="120" w:line="240" w:lineRule="auto"/>
         <w:rPr>
           <w:rFonts w:ascii="Arial" w:hAnsi="Arial" w:cs="Arial"/>
           <w:b/>
@@ -4578,26 +3607,7 @@
     </w:p>
     <w:p>
       <w:pPr>
-        <w:keepLines/>
-        <w:spacing w:after="220" w:line="240" w:lineRule="auto"/>
-        <w:ind w:left="198"/>
-        <w:rPr>
-          <w:rFonts w:ascii="Arial" w:hAnsi="Arial" w:cs="Arial"/>
-          <w:sz w:val="22"/>
-        </w:rPr>
-      </w:pPr>
-      <w:r>
-        <w:rPr>
-          <w:rFonts w:ascii="Arial" w:hAnsi="Arial" w:cs="Arial"/>
-          <w:sz w:val="22"/>
-        </w:rPr>
-        <w:t>Giải thích: This/these chỉ vật ở gần, that/those chỉ vật ở xa; dạng số ít hoặc số nhiều khớp với danh từ trong câu.</w:t>
-      </w:r>
-    </w:p>
-    <w:p>
-      <w:pPr>
-        <w:keepNext/>
-        <w:spacing w:before="200" w:after="60" w:line="240" w:lineRule="auto"/>
+        <w:spacing w:before="200" w:after="120" w:line="240" w:lineRule="auto"/>
         <w:rPr>
           <w:rFonts w:ascii="Arial" w:hAnsi="Arial" w:cs="Arial"/>
           <w:b/>
@@ -4611,24 +3621,6 @@
           <w:sz w:val="22"/>
         </w:rPr>
         <w:t>Câu 10: This</w:t>
-      </w:r>
-    </w:p>
-    <w:p>
-      <w:pPr>
-        <w:keepLines/>
-        <w:spacing w:after="220" w:line="240" w:lineRule="auto"/>
-        <w:ind w:left="198"/>
-        <w:rPr>
-          <w:rFonts w:ascii="Arial" w:hAnsi="Arial" w:cs="Arial"/>
-          <w:sz w:val="22"/>
-        </w:rPr>
-      </w:pPr>
-      <w:r>
-        <w:rPr>
-          <w:rFonts w:ascii="Arial" w:hAnsi="Arial" w:cs="Arial"/>
-          <w:sz w:val="22"/>
-        </w:rPr>
-        <w:t>Giải thích: This/these chỉ vật ở gần, that/those chỉ vật ở xa; dạng số ít hoặc số nhiều khớp với danh từ trong câu.</w:t>
       </w:r>
     </w:p>
     <w:p>
@@ -4645,14 +3637,12 @@
           <w:rFonts w:ascii="Arial" w:hAnsi="Arial" w:cs="Arial"/>
           <w:b/>
         </w:rPr>
-        <w:lastRenderedPageBreak/>
         <w:t>PHẦN 6</w:t>
       </w:r>
     </w:p>
     <w:p>
       <w:pPr>
-        <w:keepNext/>
-        <w:spacing w:before="200" w:after="60" w:line="240" w:lineRule="auto"/>
+        <w:spacing w:before="200" w:after="120" w:line="240" w:lineRule="auto"/>
         <w:rPr>
           <w:rFonts w:ascii="Arial" w:hAnsi="Arial" w:cs="Arial"/>
           <w:b/>
@@ -4670,26 +3660,7 @@
     </w:p>
     <w:p>
       <w:pPr>
-        <w:keepLines/>
-        <w:spacing w:after="220" w:line="240" w:lineRule="auto"/>
-        <w:ind w:left="198"/>
-        <w:rPr>
-          <w:rFonts w:ascii="Arial" w:hAnsi="Arial" w:cs="Arial"/>
-          <w:sz w:val="22"/>
-        </w:rPr>
-      </w:pPr>
-      <w:r>
-        <w:rPr>
-          <w:rFonts w:ascii="Arial" w:hAnsi="Arial" w:cs="Arial"/>
-          <w:sz w:val="22"/>
-        </w:rPr>
-        <w:t>Giải thích: Phần sửa an apartment khôi phục đúng mạo từ, giới từ, sự hòa hợp số ít–số nhiều hoặc cấu trúc câu bị sai.</w:t>
-      </w:r>
-    </w:p>
-    <w:p>
-      <w:pPr>
-        <w:keepNext/>
-        <w:spacing w:before="200" w:after="60" w:line="240" w:lineRule="auto"/>
+        <w:spacing w:before="200" w:after="120" w:line="240" w:lineRule="auto"/>
         <w:rPr>
           <w:rFonts w:ascii="Arial" w:hAnsi="Arial" w:cs="Arial"/>
           <w:b/>
@@ -4707,26 +3678,7 @@
     </w:p>
     <w:p>
       <w:pPr>
-        <w:keepLines/>
-        <w:spacing w:after="220" w:line="240" w:lineRule="auto"/>
-        <w:ind w:left="198"/>
-        <w:rPr>
-          <w:rFonts w:ascii="Arial" w:hAnsi="Arial" w:cs="Arial"/>
-          <w:sz w:val="22"/>
-        </w:rPr>
-      </w:pPr>
-      <w:r>
-        <w:rPr>
-          <w:rFonts w:ascii="Arial" w:hAnsi="Arial" w:cs="Arial"/>
-          <w:sz w:val="22"/>
-        </w:rPr>
-        <w:t>Giải thích: Phần sửa There is a small park khôi phục đúng mạo từ, giới từ, sự hòa hợp số ít–số nhiều hoặc cấu trúc câu bị sai.</w:t>
-      </w:r>
-    </w:p>
-    <w:p>
-      <w:pPr>
-        <w:keepNext/>
-        <w:spacing w:before="200" w:after="60" w:line="240" w:lineRule="auto"/>
+        <w:spacing w:before="200" w:after="120" w:line="240" w:lineRule="auto"/>
         <w:rPr>
           <w:rFonts w:ascii="Arial" w:hAnsi="Arial" w:cs="Arial"/>
           <w:b/>
@@ -4744,26 +3696,7 @@
     </w:p>
     <w:p>
       <w:pPr>
-        <w:keepLines/>
-        <w:spacing w:after="220" w:line="240" w:lineRule="auto"/>
-        <w:ind w:left="198"/>
-        <w:rPr>
-          <w:rFonts w:ascii="Arial" w:hAnsi="Arial" w:cs="Arial"/>
-          <w:sz w:val="22"/>
-        </w:rPr>
-      </w:pPr>
-      <w:r>
-        <w:rPr>
-          <w:rFonts w:ascii="Arial" w:hAnsi="Arial" w:cs="Arial"/>
-          <w:sz w:val="22"/>
-        </w:rPr>
-        <w:t>Giải thích: Phần sửa there are three benches khôi phục đúng mạo từ, giới từ, sự hòa hợp số ít–số nhiều hoặc cấu trúc câu bị sai.</w:t>
-      </w:r>
-    </w:p>
-    <w:p>
-      <w:pPr>
-        <w:keepNext/>
-        <w:spacing w:before="200" w:after="60" w:line="240" w:lineRule="auto"/>
+        <w:spacing w:before="200" w:after="120" w:line="240" w:lineRule="auto"/>
         <w:rPr>
           <w:rFonts w:ascii="Arial" w:hAnsi="Arial" w:cs="Arial"/>
           <w:b/>
@@ -4781,26 +3714,7 @@
     </w:p>
     <w:p>
       <w:pPr>
-        <w:keepLines/>
-        <w:spacing w:after="220" w:line="240" w:lineRule="auto"/>
-        <w:ind w:left="198"/>
-        <w:rPr>
-          <w:rFonts w:ascii="Arial" w:hAnsi="Arial" w:cs="Arial"/>
-          <w:sz w:val="22"/>
-        </w:rPr>
-      </w:pPr>
-      <w:r>
-        <w:rPr>
-          <w:rFonts w:ascii="Arial" w:hAnsi="Arial" w:cs="Arial"/>
-          <w:sz w:val="22"/>
-        </w:rPr>
-        <w:t>Giải thích: Phần sửa These trees khôi phục đúng mạo từ, giới từ, sự hòa hợp số ít–số nhiều hoặc cấu trúc câu bị sai.</w:t>
-      </w:r>
-    </w:p>
-    <w:p>
-      <w:pPr>
-        <w:keepNext/>
-        <w:spacing w:before="200" w:after="60" w:line="240" w:lineRule="auto"/>
+        <w:spacing w:before="200" w:after="120" w:line="240" w:lineRule="auto"/>
         <w:rPr>
           <w:rFonts w:ascii="Arial" w:hAnsi="Arial" w:cs="Arial"/>
           <w:b/>
@@ -4818,26 +3732,7 @@
     </w:p>
     <w:p>
       <w:pPr>
-        <w:keepLines/>
-        <w:spacing w:after="220" w:line="240" w:lineRule="auto"/>
-        <w:ind w:left="198"/>
-        <w:rPr>
-          <w:rFonts w:ascii="Arial" w:hAnsi="Arial" w:cs="Arial"/>
-          <w:sz w:val="22"/>
-        </w:rPr>
-      </w:pPr>
-      <w:r>
-        <w:rPr>
-          <w:rFonts w:ascii="Arial" w:hAnsi="Arial" w:cs="Arial"/>
-          <w:sz w:val="22"/>
-        </w:rPr>
-        <w:t>Giải thích: Phần sửa That statue khôi phục đúng mạo từ, giới từ, sự hòa hợp số ít–số nhiều hoặc cấu trúc câu bị sai.</w:t>
-      </w:r>
-    </w:p>
-    <w:p>
-      <w:pPr>
-        <w:keepNext/>
-        <w:spacing w:before="200" w:after="60" w:line="240" w:lineRule="auto"/>
+        <w:spacing w:before="200" w:after="120" w:line="240" w:lineRule="auto"/>
         <w:rPr>
           <w:rFonts w:ascii="Arial" w:hAnsi="Arial" w:cs="Arial"/>
           <w:b/>
@@ -4855,26 +3750,7 @@
     </w:p>
     <w:p>
       <w:pPr>
-        <w:keepLines/>
-        <w:spacing w:after="220" w:line="240" w:lineRule="auto"/>
-        <w:ind w:left="198"/>
-        <w:rPr>
-          <w:rFonts w:ascii="Arial" w:hAnsi="Arial" w:cs="Arial"/>
-          <w:sz w:val="22"/>
-        </w:rPr>
-      </w:pPr>
-      <w:r>
-        <w:rPr>
-          <w:rFonts w:ascii="Arial" w:hAnsi="Arial" w:cs="Arial"/>
-          <w:sz w:val="22"/>
-        </w:rPr>
-        <w:t>Giải thích: Phần sửa opens at 6 a.m khôi phục đúng mạo từ, giới từ, sự hòa hợp số ít–số nhiều hoặc cấu trúc câu bị sai.</w:t>
-      </w:r>
-    </w:p>
-    <w:p>
-      <w:pPr>
-        <w:keepNext/>
-        <w:spacing w:before="200" w:after="60" w:line="240" w:lineRule="auto"/>
+        <w:spacing w:before="200" w:after="120" w:line="240" w:lineRule="auto"/>
         <w:rPr>
           <w:rFonts w:ascii="Arial" w:hAnsi="Arial" w:cs="Arial"/>
           <w:b/>
@@ -4892,26 +3768,7 @@
     </w:p>
     <w:p>
       <w:pPr>
-        <w:keepLines/>
-        <w:spacing w:after="220" w:line="240" w:lineRule="auto"/>
-        <w:ind w:left="198"/>
-        <w:rPr>
-          <w:rFonts w:ascii="Arial" w:hAnsi="Arial" w:cs="Arial"/>
-          <w:sz w:val="22"/>
-        </w:rPr>
-      </w:pPr>
-      <w:r>
-        <w:rPr>
-          <w:rFonts w:ascii="Arial" w:hAnsi="Arial" w:cs="Arial"/>
-          <w:sz w:val="22"/>
-        </w:rPr>
-        <w:t>Giải thích: Phần sửa sit on the grass khôi phục đúng mạo từ, giới từ, sự hòa hợp số ít–số nhiều hoặc cấu trúc câu bị sai.</w:t>
-      </w:r>
-    </w:p>
-    <w:p>
-      <w:pPr>
-        <w:keepNext/>
-        <w:spacing w:before="200" w:after="60" w:line="240" w:lineRule="auto"/>
+        <w:spacing w:before="200" w:after="120" w:line="240" w:lineRule="auto"/>
         <w:rPr>
           <w:rFonts w:ascii="Arial" w:hAnsi="Arial" w:cs="Arial"/>
           <w:b/>
@@ -4929,26 +3786,7 @@
     </w:p>
     <w:p>
       <w:pPr>
-        <w:keepLines/>
-        <w:spacing w:after="220" w:line="240" w:lineRule="auto"/>
-        <w:ind w:left="198"/>
-        <w:rPr>
-          <w:rFonts w:ascii="Arial" w:hAnsi="Arial" w:cs="Arial"/>
-          <w:sz w:val="22"/>
-        </w:rPr>
-      </w:pPr>
-      <w:r>
-        <w:rPr>
-          <w:rFonts w:ascii="Arial" w:hAnsi="Arial" w:cs="Arial"/>
-          <w:sz w:val="22"/>
-        </w:rPr>
-        <w:t>Giải thích: Phần sửa There is not a café khôi phục đúng mạo từ, giới từ, sự hòa hợp số ít–số nhiều hoặc cấu trúc câu bị sai.</w:t>
-      </w:r>
-    </w:p>
-    <w:p>
-      <w:pPr>
-        <w:keepNext/>
-        <w:spacing w:before="200" w:after="60" w:line="240" w:lineRule="auto"/>
+        <w:spacing w:before="200" w:after="120" w:line="240" w:lineRule="auto"/>
         <w:rPr>
           <w:rFonts w:ascii="Arial" w:hAnsi="Arial" w:cs="Arial"/>
           <w:b/>
@@ -4966,26 +3804,7 @@
     </w:p>
     <w:p>
       <w:pPr>
-        <w:keepLines/>
-        <w:spacing w:after="220" w:line="240" w:lineRule="auto"/>
-        <w:ind w:left="198"/>
-        <w:rPr>
-          <w:rFonts w:ascii="Arial" w:hAnsi="Arial" w:cs="Arial"/>
-          <w:sz w:val="22"/>
-        </w:rPr>
-      </w:pPr>
-      <w:r>
-        <w:rPr>
-          <w:rFonts w:ascii="Arial" w:hAnsi="Arial" w:cs="Arial"/>
-          <w:sz w:val="22"/>
-        </w:rPr>
-        <w:t>Giải thích: Phần sửa there is an ice-cream shop khôi phục đúng mạo từ, giới từ, sự hòa hợp số ít–số nhiều hoặc cấu trúc câu bị sai.</w:t>
-      </w:r>
-    </w:p>
-    <w:p>
-      <w:pPr>
-        <w:keepNext/>
-        <w:spacing w:before="200" w:after="60" w:line="240" w:lineRule="auto"/>
+        <w:spacing w:before="200" w:after="120" w:line="240" w:lineRule="auto"/>
         <w:rPr>
           <w:rFonts w:ascii="Arial" w:hAnsi="Arial" w:cs="Arial"/>
           <w:b/>
@@ -4999,24 +3818,6 @@
           <w:sz w:val="22"/>
         </w:rPr>
         <w:t>Câu 10: on Sunday mornings</w:t>
-      </w:r>
-    </w:p>
-    <w:p>
-      <w:pPr>
-        <w:keepLines/>
-        <w:spacing w:after="220" w:line="240" w:lineRule="auto"/>
-        <w:ind w:left="198"/>
-        <w:rPr>
-          <w:rFonts w:ascii="Arial" w:hAnsi="Arial" w:cs="Arial"/>
-          <w:sz w:val="22"/>
-        </w:rPr>
-      </w:pPr>
-      <w:r>
-        <w:rPr>
-          <w:rFonts w:ascii="Arial" w:hAnsi="Arial" w:cs="Arial"/>
-          <w:sz w:val="22"/>
-        </w:rPr>
-        <w:t>Giải thích: Phần sửa on Sunday mornings khôi phục đúng mạo từ, giới từ, sự hòa hợp số ít–số nhiều hoặc cấu trúc câu bị sai.</w:t>
       </w:r>
     </w:p>
     <w:p>
@@ -5038,8 +3839,7 @@
     </w:p>
     <w:p>
       <w:pPr>
-        <w:keepNext/>
-        <w:spacing w:before="200" w:after="60" w:line="240" w:lineRule="auto"/>
+        <w:spacing w:before="200" w:after="120" w:line="240" w:lineRule="auto"/>
         <w:rPr>
           <w:rFonts w:ascii="Arial" w:hAnsi="Arial" w:cs="Arial"/>
           <w:b/>
@@ -5057,26 +3857,7 @@
     </w:p>
     <w:p>
       <w:pPr>
-        <w:keepLines/>
-        <w:spacing w:after="220" w:line="240" w:lineRule="auto"/>
-        <w:ind w:left="198"/>
-        <w:rPr>
-          <w:rFonts w:ascii="Arial" w:hAnsi="Arial" w:cs="Arial"/>
-          <w:sz w:val="22"/>
-        </w:rPr>
-      </w:pPr>
-      <w:r>
-        <w:rPr>
-          <w:rFonts w:ascii="Arial" w:hAnsi="Arial" w:cs="Arial"/>
-          <w:sz w:val="22"/>
-        </w:rPr>
-        <w:t>Giải thích: Câu trả lời có trật tự từ tự nhiên và đáp ứng đầy đủ chức năng giao tiếp hoặc dữ kiện được yêu cầu.</w:t>
-      </w:r>
-    </w:p>
-    <w:p>
-      <w:pPr>
-        <w:keepNext/>
-        <w:spacing w:before="200" w:after="60" w:line="240" w:lineRule="auto"/>
+        <w:spacing w:before="200" w:after="120" w:line="240" w:lineRule="auto"/>
         <w:rPr>
           <w:rFonts w:ascii="Arial" w:hAnsi="Arial" w:cs="Arial"/>
           <w:b/>
@@ -5094,64 +3875,25 @@
     </w:p>
     <w:p>
       <w:pPr>
-        <w:keepLines/>
-        <w:spacing w:after="220" w:line="240" w:lineRule="auto"/>
-        <w:ind w:left="198"/>
-        <w:rPr>
-          <w:rFonts w:ascii="Arial" w:hAnsi="Arial" w:cs="Arial"/>
-          <w:sz w:val="22"/>
-        </w:rPr>
-      </w:pPr>
-      <w:r>
-        <w:rPr>
-          <w:rFonts w:ascii="Arial" w:hAnsi="Arial" w:cs="Arial"/>
-          <w:sz w:val="22"/>
-        </w:rPr>
-        <w:t>Giải thích: Câu trả lời có trật tự từ tự nhiên và đáp ứng đầy đủ chức năng giao tiếp hoặc dữ kiện được yêu cầu.</w:t>
-      </w:r>
-    </w:p>
-    <w:p>
-      <w:pPr>
-        <w:keepNext/>
-        <w:spacing w:before="200" w:after="60" w:line="240" w:lineRule="auto"/>
-        <w:rPr>
-          <w:rFonts w:ascii="Arial" w:hAnsi="Arial" w:cs="Arial"/>
-          <w:b/>
-          <w:sz w:val="22"/>
-        </w:rPr>
-      </w:pPr>
-      <w:r>
-        <w:rPr>
-          <w:rFonts w:ascii="Arial" w:hAnsi="Arial" w:cs="Arial"/>
-          <w:b/>
-          <w:sz w:val="22"/>
-        </w:rPr>
-        <w:lastRenderedPageBreak/>
+        <w:spacing w:before="200" w:after="120" w:line="240" w:lineRule="auto"/>
+        <w:rPr>
+          <w:rFonts w:ascii="Arial" w:hAnsi="Arial" w:cs="Arial"/>
+          <w:b/>
+          <w:sz w:val="22"/>
+        </w:rPr>
+      </w:pPr>
+      <w:r>
+        <w:rPr>
+          <w:rFonts w:ascii="Arial" w:hAnsi="Arial" w:cs="Arial"/>
+          <w:b/>
+          <w:sz w:val="22"/>
+        </w:rPr>
         <w:t>Câu 3: That chair over there is empty</w:t>
       </w:r>
     </w:p>
     <w:p>
       <w:pPr>
-        <w:keepLines/>
-        <w:spacing w:after="220" w:line="240" w:lineRule="auto"/>
-        <w:ind w:left="198"/>
-        <w:rPr>
-          <w:rFonts w:ascii="Arial" w:hAnsi="Arial" w:cs="Arial"/>
-          <w:sz w:val="22"/>
-        </w:rPr>
-      </w:pPr>
-      <w:r>
-        <w:rPr>
-          <w:rFonts w:ascii="Arial" w:hAnsi="Arial" w:cs="Arial"/>
-          <w:sz w:val="22"/>
-        </w:rPr>
-        <w:t>Giải thích: Câu trả lời có trật tự từ tự nhiên và đáp ứng đầy đủ chức năng giao tiếp hoặc dữ kiện được yêu cầu.</w:t>
-      </w:r>
-    </w:p>
-    <w:p>
-      <w:pPr>
-        <w:keepNext/>
-        <w:spacing w:before="200" w:after="60" w:line="240" w:lineRule="auto"/>
+        <w:spacing w:before="200" w:after="120" w:line="240" w:lineRule="auto"/>
         <w:rPr>
           <w:rFonts w:ascii="Arial" w:hAnsi="Arial" w:cs="Arial"/>
           <w:b/>
@@ -5169,26 +3911,7 @@
     </w:p>
     <w:p>
       <w:pPr>
-        <w:keepLines/>
-        <w:spacing w:after="220" w:line="240" w:lineRule="auto"/>
-        <w:ind w:left="198"/>
-        <w:rPr>
-          <w:rFonts w:ascii="Arial" w:hAnsi="Arial" w:cs="Arial"/>
-          <w:sz w:val="22"/>
-        </w:rPr>
-      </w:pPr>
-      <w:r>
-        <w:rPr>
-          <w:rFonts w:ascii="Arial" w:hAnsi="Arial" w:cs="Arial"/>
-          <w:sz w:val="22"/>
-        </w:rPr>
-        <w:t>Giải thích: Câu trả lời có trật tự từ tự nhiên và đáp ứng đầy đủ chức năng giao tiếp hoặc dữ kiện được yêu cầu.</w:t>
-      </w:r>
-    </w:p>
-    <w:p>
-      <w:pPr>
-        <w:keepNext/>
-        <w:spacing w:before="200" w:after="60" w:line="240" w:lineRule="auto"/>
+        <w:spacing w:before="200" w:after="120" w:line="240" w:lineRule="auto"/>
         <w:rPr>
           <w:rFonts w:ascii="Arial" w:hAnsi="Arial" w:cs="Arial"/>
           <w:b/>
@@ -5206,26 +3929,7 @@
     </w:p>
     <w:p>
       <w:pPr>
-        <w:keepLines/>
-        <w:spacing w:after="220" w:line="240" w:lineRule="auto"/>
-        <w:ind w:left="198"/>
-        <w:rPr>
-          <w:rFonts w:ascii="Arial" w:hAnsi="Arial" w:cs="Arial"/>
-          <w:sz w:val="22"/>
-        </w:rPr>
-      </w:pPr>
-      <w:r>
-        <w:rPr>
-          <w:rFonts w:ascii="Arial" w:hAnsi="Arial" w:cs="Arial"/>
-          <w:sz w:val="22"/>
-        </w:rPr>
-        <w:t>Giải thích: Câu trả lời có trật tự từ tự nhiên và đáp ứng đầy đủ chức năng giao tiếp hoặc dữ kiện được yêu cầu.</w:t>
-      </w:r>
-    </w:p>
-    <w:p>
-      <w:pPr>
-        <w:keepNext/>
-        <w:spacing w:before="200" w:after="60" w:line="240" w:lineRule="auto"/>
+        <w:spacing w:before="200" w:after="120" w:line="240" w:lineRule="auto"/>
         <w:rPr>
           <w:rFonts w:ascii="Arial" w:hAnsi="Arial" w:cs="Arial"/>
           <w:b/>
@@ -5243,26 +3947,7 @@
     </w:p>
     <w:p>
       <w:pPr>
-        <w:keepLines/>
-        <w:spacing w:after="220" w:line="240" w:lineRule="auto"/>
-        <w:ind w:left="198"/>
-        <w:rPr>
-          <w:rFonts w:ascii="Arial" w:hAnsi="Arial" w:cs="Arial"/>
-          <w:sz w:val="22"/>
-        </w:rPr>
-      </w:pPr>
-      <w:r>
-        <w:rPr>
-          <w:rFonts w:ascii="Arial" w:hAnsi="Arial" w:cs="Arial"/>
-          <w:sz w:val="22"/>
-        </w:rPr>
-        <w:t>Giải thích: Câu trả lời có trật tự từ tự nhiên và đáp ứng đầy đủ chức năng giao tiếp hoặc dữ kiện được yêu cầu.</w:t>
-      </w:r>
-    </w:p>
-    <w:p>
-      <w:pPr>
-        <w:keepNext/>
-        <w:spacing w:before="200" w:after="60" w:line="240" w:lineRule="auto"/>
+        <w:spacing w:before="200" w:after="120" w:line="240" w:lineRule="auto"/>
         <w:rPr>
           <w:rFonts w:ascii="Arial" w:hAnsi="Arial" w:cs="Arial"/>
           <w:b/>
@@ -5280,26 +3965,7 @@
     </w:p>
     <w:p>
       <w:pPr>
-        <w:keepLines/>
-        <w:spacing w:after="220" w:line="240" w:lineRule="auto"/>
-        <w:ind w:left="198"/>
-        <w:rPr>
-          <w:rFonts w:ascii="Arial" w:hAnsi="Arial" w:cs="Arial"/>
-          <w:sz w:val="22"/>
-        </w:rPr>
-      </w:pPr>
-      <w:r>
-        <w:rPr>
-          <w:rFonts w:ascii="Arial" w:hAnsi="Arial" w:cs="Arial"/>
-          <w:sz w:val="22"/>
-        </w:rPr>
-        <w:t>Giải thích: Câu trả lời có trật tự từ tự nhiên và đáp ứng đầy đủ chức năng giao tiếp hoặc dữ kiện được yêu cầu.</w:t>
-      </w:r>
-    </w:p>
-    <w:p>
-      <w:pPr>
-        <w:keepNext/>
-        <w:spacing w:before="200" w:after="60" w:line="240" w:lineRule="auto"/>
+        <w:spacing w:before="200" w:after="120" w:line="240" w:lineRule="auto"/>
         <w:rPr>
           <w:rFonts w:ascii="Arial" w:hAnsi="Arial" w:cs="Arial"/>
           <w:b/>
@@ -5317,26 +3983,7 @@
     </w:p>
     <w:p>
       <w:pPr>
-        <w:keepLines/>
-        <w:spacing w:after="220" w:line="240" w:lineRule="auto"/>
-        <w:ind w:left="198"/>
-        <w:rPr>
-          <w:rFonts w:ascii="Arial" w:hAnsi="Arial" w:cs="Arial"/>
-          <w:sz w:val="22"/>
-        </w:rPr>
-      </w:pPr>
-      <w:r>
-        <w:rPr>
-          <w:rFonts w:ascii="Arial" w:hAnsi="Arial" w:cs="Arial"/>
-          <w:sz w:val="22"/>
-        </w:rPr>
-        <w:t>Giải thích: Câu trả lời có trật tự từ tự nhiên và đáp ứng đầy đủ chức năng giao tiếp hoặc dữ kiện được yêu cầu.</w:t>
-      </w:r>
-    </w:p>
-    <w:p>
-      <w:pPr>
-        <w:keepNext/>
-        <w:spacing w:before="200" w:after="60" w:line="240" w:lineRule="auto"/>
+        <w:spacing w:before="200" w:after="120" w:line="240" w:lineRule="auto"/>
         <w:rPr>
           <w:rFonts w:ascii="Arial" w:hAnsi="Arial" w:cs="Arial"/>
           <w:b/>
@@ -5354,26 +4001,7 @@
     </w:p>
     <w:p>
       <w:pPr>
-        <w:keepLines/>
-        <w:spacing w:after="220" w:line="240" w:lineRule="auto"/>
-        <w:ind w:left="198"/>
-        <w:rPr>
-          <w:rFonts w:ascii="Arial" w:hAnsi="Arial" w:cs="Arial"/>
-          <w:sz w:val="22"/>
-        </w:rPr>
-      </w:pPr>
-      <w:r>
-        <w:rPr>
-          <w:rFonts w:ascii="Arial" w:hAnsi="Arial" w:cs="Arial"/>
-          <w:sz w:val="22"/>
-        </w:rPr>
-        <w:t>Giải thích: Câu trả lời có trật tự từ tự nhiên và đáp ứng đầy đủ chức năng giao tiếp hoặc dữ kiện được yêu cầu.</w:t>
-      </w:r>
-    </w:p>
-    <w:p>
-      <w:pPr>
-        <w:keepNext/>
-        <w:spacing w:before="200" w:after="60" w:line="240" w:lineRule="auto"/>
+        <w:spacing w:before="200" w:after="120" w:line="240" w:lineRule="auto"/>
         <w:rPr>
           <w:rFonts w:ascii="Arial" w:hAnsi="Arial" w:cs="Arial"/>
           <w:b/>
@@ -5387,24 +4015,6 @@
           <w:sz w:val="22"/>
         </w:rPr>
         <w:t>Câu 10: No, there are not</w:t>
-      </w:r>
-    </w:p>
-    <w:p>
-      <w:pPr>
-        <w:keepLines/>
-        <w:spacing w:after="220" w:line="240" w:lineRule="auto"/>
-        <w:ind w:left="198"/>
-        <w:rPr>
-          <w:rFonts w:ascii="Arial" w:hAnsi="Arial" w:cs="Arial"/>
-          <w:sz w:val="22"/>
-        </w:rPr>
-      </w:pPr>
-      <w:r>
-        <w:rPr>
-          <w:rFonts w:ascii="Arial" w:hAnsi="Arial" w:cs="Arial"/>
-          <w:sz w:val="22"/>
-        </w:rPr>
-        <w:t>Giải thích: Câu trả lời có trật tự từ tự nhiên và đáp ứng đầy đủ chức năng giao tiếp hoặc dữ kiện được yêu cầu.</w:t>
       </w:r>
     </w:p>
     <w:p>
@@ -5426,8 +4036,7 @@
     </w:p>
     <w:p>
       <w:pPr>
-        <w:keepNext/>
-        <w:spacing w:before="200" w:after="60" w:line="240" w:lineRule="auto"/>
+        <w:spacing w:before="200" w:after="120" w:line="240" w:lineRule="auto"/>
         <w:rPr>
           <w:rFonts w:ascii="Arial" w:hAnsi="Arial" w:cs="Arial"/>
           <w:b/>
@@ -5445,26 +4054,7 @@
     </w:p>
     <w:p>
       <w:pPr>
-        <w:keepLines/>
-        <w:spacing w:after="220" w:line="240" w:lineRule="auto"/>
-        <w:ind w:left="198"/>
-        <w:rPr>
-          <w:rFonts w:ascii="Arial" w:hAnsi="Arial" w:cs="Arial"/>
-          <w:sz w:val="22"/>
-        </w:rPr>
-      </w:pPr>
-      <w:r>
-        <w:rPr>
-          <w:rFonts w:ascii="Arial" w:hAnsi="Arial" w:cs="Arial"/>
-          <w:sz w:val="22"/>
-        </w:rPr>
-        <w:t>Giải thích: Bản dịch giữ đúng nghĩa câu tiếng Việt và sử dụng chính xác cấu trúc trọng tâm của bài 26–29.</w:t>
-      </w:r>
-    </w:p>
-    <w:p>
-      <w:pPr>
-        <w:keepNext/>
-        <w:spacing w:before="200" w:after="60" w:line="240" w:lineRule="auto"/>
+        <w:spacing w:before="200" w:after="120" w:line="240" w:lineRule="auto"/>
         <w:rPr>
           <w:rFonts w:ascii="Arial" w:hAnsi="Arial" w:cs="Arial"/>
           <w:b/>
@@ -5482,26 +4072,7 @@
     </w:p>
     <w:p>
       <w:pPr>
-        <w:keepLines/>
-        <w:spacing w:after="220" w:line="240" w:lineRule="auto"/>
-        <w:ind w:left="198"/>
-        <w:rPr>
-          <w:rFonts w:ascii="Arial" w:hAnsi="Arial" w:cs="Arial"/>
-          <w:sz w:val="22"/>
-        </w:rPr>
-      </w:pPr>
-      <w:r>
-        <w:rPr>
-          <w:rFonts w:ascii="Arial" w:hAnsi="Arial" w:cs="Arial"/>
-          <w:sz w:val="22"/>
-        </w:rPr>
-        <w:t>Giải thích: Bản dịch giữ đúng nghĩa câu tiếng Việt và sử dụng chính xác cấu trúc trọng tâm của bài 26–29.</w:t>
-      </w:r>
-    </w:p>
-    <w:p>
-      <w:pPr>
-        <w:keepNext/>
-        <w:spacing w:before="200" w:after="60" w:line="240" w:lineRule="auto"/>
+        <w:spacing w:before="200" w:after="120" w:line="240" w:lineRule="auto"/>
         <w:rPr>
           <w:rFonts w:ascii="Arial" w:hAnsi="Arial" w:cs="Arial"/>
           <w:b/>
@@ -5519,26 +4090,7 @@
     </w:p>
     <w:p>
       <w:pPr>
-        <w:keepLines/>
-        <w:spacing w:after="220" w:line="240" w:lineRule="auto"/>
-        <w:ind w:left="198"/>
-        <w:rPr>
-          <w:rFonts w:ascii="Arial" w:hAnsi="Arial" w:cs="Arial"/>
-          <w:sz w:val="22"/>
-        </w:rPr>
-      </w:pPr>
-      <w:r>
-        <w:rPr>
-          <w:rFonts w:ascii="Arial" w:hAnsi="Arial" w:cs="Arial"/>
-          <w:sz w:val="22"/>
-        </w:rPr>
-        <w:t>Giải thích: Bản dịch giữ đúng nghĩa câu tiếng Việt và sử dụng chính xác cấu trúc trọng tâm của bài 26–29.</w:t>
-      </w:r>
-    </w:p>
-    <w:p>
-      <w:pPr>
-        <w:keepNext/>
-        <w:spacing w:before="200" w:after="60" w:line="240" w:lineRule="auto"/>
+        <w:spacing w:before="200" w:after="120" w:line="240" w:lineRule="auto"/>
         <w:rPr>
           <w:rFonts w:ascii="Arial" w:hAnsi="Arial" w:cs="Arial"/>
           <w:b/>
@@ -5556,26 +4108,7 @@
     </w:p>
     <w:p>
       <w:pPr>
-        <w:keepLines/>
-        <w:spacing w:after="220" w:line="240" w:lineRule="auto"/>
-        <w:ind w:left="198"/>
-        <w:rPr>
-          <w:rFonts w:ascii="Arial" w:hAnsi="Arial" w:cs="Arial"/>
-          <w:sz w:val="22"/>
-        </w:rPr>
-      </w:pPr>
-      <w:r>
-        <w:rPr>
-          <w:rFonts w:ascii="Arial" w:hAnsi="Arial" w:cs="Arial"/>
-          <w:sz w:val="22"/>
-        </w:rPr>
-        <w:t>Giải thích: Bản dịch giữ đúng nghĩa câu tiếng Việt và sử dụng chính xác cấu trúc trọng tâm của bài 26–29.</w:t>
-      </w:r>
-    </w:p>
-    <w:p>
-      <w:pPr>
-        <w:keepNext/>
-        <w:spacing w:before="200" w:after="60" w:line="240" w:lineRule="auto"/>
+        <w:spacing w:before="200" w:after="120" w:line="240" w:lineRule="auto"/>
         <w:rPr>
           <w:rFonts w:ascii="Arial" w:hAnsi="Arial" w:cs="Arial"/>
           <w:b/>
@@ -5593,64 +4126,25 @@
     </w:p>
     <w:p>
       <w:pPr>
-        <w:keepLines/>
-        <w:spacing w:after="220" w:line="240" w:lineRule="auto"/>
-        <w:ind w:left="198"/>
-        <w:rPr>
-          <w:rFonts w:ascii="Arial" w:hAnsi="Arial" w:cs="Arial"/>
-          <w:sz w:val="22"/>
-        </w:rPr>
-      </w:pPr>
-      <w:r>
-        <w:rPr>
-          <w:rFonts w:ascii="Arial" w:hAnsi="Arial" w:cs="Arial"/>
-          <w:sz w:val="22"/>
-        </w:rPr>
-        <w:t>Giải thích: Bản dịch giữ đúng nghĩa câu tiếng Việt và sử dụng chính xác cấu trúc trọng tâm của bài 26–29.</w:t>
-      </w:r>
-    </w:p>
-    <w:p>
-      <w:pPr>
-        <w:keepNext/>
-        <w:spacing w:before="200" w:after="60" w:line="240" w:lineRule="auto"/>
-        <w:rPr>
-          <w:rFonts w:ascii="Arial" w:hAnsi="Arial" w:cs="Arial"/>
-          <w:b/>
-          <w:sz w:val="22"/>
-        </w:rPr>
-      </w:pPr>
-      <w:r>
-        <w:rPr>
-          <w:rFonts w:ascii="Arial" w:hAnsi="Arial" w:cs="Arial"/>
-          <w:b/>
-          <w:sz w:val="22"/>
-        </w:rPr>
-        <w:lastRenderedPageBreak/>
+        <w:spacing w:before="200" w:after="120" w:line="240" w:lineRule="auto"/>
+        <w:rPr>
+          <w:rFonts w:ascii="Arial" w:hAnsi="Arial" w:cs="Arial"/>
+          <w:b/>
+          <w:sz w:val="22"/>
+        </w:rPr>
+      </w:pPr>
+      <w:r>
+        <w:rPr>
+          <w:rFonts w:ascii="Arial" w:hAnsi="Arial" w:cs="Arial"/>
+          <w:b/>
+          <w:sz w:val="22"/>
+        </w:rPr>
         <w:t>Câu 6: The Moon moves around the Earth</w:t>
       </w:r>
     </w:p>
     <w:p>
       <w:pPr>
-        <w:keepLines/>
-        <w:spacing w:after="220" w:line="240" w:lineRule="auto"/>
-        <w:ind w:left="198"/>
-        <w:rPr>
-          <w:rFonts w:ascii="Arial" w:hAnsi="Arial" w:cs="Arial"/>
-          <w:sz w:val="22"/>
-        </w:rPr>
-      </w:pPr>
-      <w:r>
-        <w:rPr>
-          <w:rFonts w:ascii="Arial" w:hAnsi="Arial" w:cs="Arial"/>
-          <w:sz w:val="22"/>
-        </w:rPr>
-        <w:t>Giải thích: Bản dịch giữ đúng nghĩa câu tiếng Việt và sử dụng chính xác cấu trúc trọng tâm của bài 26–29.</w:t>
-      </w:r>
-    </w:p>
-    <w:p>
-      <w:pPr>
-        <w:keepNext/>
-        <w:spacing w:before="200" w:after="60" w:line="240" w:lineRule="auto"/>
+        <w:spacing w:before="200" w:after="120" w:line="240" w:lineRule="auto"/>
         <w:rPr>
           <w:rFonts w:ascii="Arial" w:hAnsi="Arial" w:cs="Arial"/>
           <w:b/>
@@ -5668,26 +4162,7 @@
     </w:p>
     <w:p>
       <w:pPr>
-        <w:keepLines/>
-        <w:spacing w:after="220" w:line="240" w:lineRule="auto"/>
-        <w:ind w:left="198"/>
-        <w:rPr>
-          <w:rFonts w:ascii="Arial" w:hAnsi="Arial" w:cs="Arial"/>
-          <w:sz w:val="22"/>
-        </w:rPr>
-      </w:pPr>
-      <w:r>
-        <w:rPr>
-          <w:rFonts w:ascii="Arial" w:hAnsi="Arial" w:cs="Arial"/>
-          <w:sz w:val="22"/>
-        </w:rPr>
-        <w:t>Giải thích: Bản dịch giữ đúng nghĩa câu tiếng Việt và sử dụng chính xác cấu trúc trọng tâm của bài 26–29.</w:t>
-      </w:r>
-    </w:p>
-    <w:p>
-      <w:pPr>
-        <w:keepNext/>
-        <w:spacing w:before="200" w:after="60" w:line="240" w:lineRule="auto"/>
+        <w:spacing w:before="200" w:after="120" w:line="240" w:lineRule="auto"/>
         <w:rPr>
           <w:rFonts w:ascii="Arial" w:hAnsi="Arial" w:cs="Arial"/>
           <w:b/>
@@ -5705,26 +4180,7 @@
     </w:p>
     <w:p>
       <w:pPr>
-        <w:keepLines/>
-        <w:spacing w:after="220" w:line="240" w:lineRule="auto"/>
-        <w:ind w:left="198"/>
-        <w:rPr>
-          <w:rFonts w:ascii="Arial" w:hAnsi="Arial" w:cs="Arial"/>
-          <w:sz w:val="22"/>
-        </w:rPr>
-      </w:pPr>
-      <w:r>
-        <w:rPr>
-          <w:rFonts w:ascii="Arial" w:hAnsi="Arial" w:cs="Arial"/>
-          <w:sz w:val="22"/>
-        </w:rPr>
-        <w:t>Giải thích: Bản dịch giữ đúng nghĩa câu tiếng Việt và sử dụng chính xác cấu trúc trọng tâm của bài 26–29.</w:t>
-      </w:r>
-    </w:p>
-    <w:p>
-      <w:pPr>
-        <w:keepNext/>
-        <w:spacing w:before="200" w:after="60" w:line="240" w:lineRule="auto"/>
+        <w:spacing w:before="200" w:after="120" w:line="240" w:lineRule="auto"/>
         <w:rPr>
           <w:rFonts w:ascii="Arial" w:hAnsi="Arial" w:cs="Arial"/>
           <w:b/>
@@ -5742,26 +4198,7 @@
     </w:p>
     <w:p>
       <w:pPr>
-        <w:keepLines/>
-        <w:spacing w:after="220" w:line="240" w:lineRule="auto"/>
-        <w:ind w:left="198"/>
-        <w:rPr>
-          <w:rFonts w:ascii="Arial" w:hAnsi="Arial" w:cs="Arial"/>
-          <w:sz w:val="22"/>
-        </w:rPr>
-      </w:pPr>
-      <w:r>
-        <w:rPr>
-          <w:rFonts w:ascii="Arial" w:hAnsi="Arial" w:cs="Arial"/>
-          <w:sz w:val="22"/>
-        </w:rPr>
-        <w:t>Giải thích: Bản dịch giữ đúng nghĩa câu tiếng Việt và sử dụng chính xác cấu trúc trọng tâm của bài 26–29.</w:t>
-      </w:r>
-    </w:p>
-    <w:p>
-      <w:pPr>
-        <w:keepNext/>
-        <w:spacing w:before="200" w:after="60" w:line="240" w:lineRule="auto"/>
+        <w:spacing w:before="200" w:after="120" w:line="240" w:lineRule="auto"/>
         <w:rPr>
           <w:rFonts w:ascii="Arial" w:hAnsi="Arial" w:cs="Arial"/>
           <w:b/>
@@ -5775,24 +4212,6 @@
           <w:sz w:val="22"/>
         </w:rPr>
         <w:t>Câu 10: There is not any information on this page</w:t>
-      </w:r>
-    </w:p>
-    <w:p>
-      <w:pPr>
-        <w:keepLines/>
-        <w:spacing w:after="220" w:line="240" w:lineRule="auto"/>
-        <w:ind w:left="198"/>
-        <w:rPr>
-          <w:rFonts w:ascii="Arial" w:hAnsi="Arial" w:cs="Arial"/>
-          <w:sz w:val="22"/>
-        </w:rPr>
-      </w:pPr>
-      <w:r>
-        <w:rPr>
-          <w:rFonts w:ascii="Arial" w:hAnsi="Arial" w:cs="Arial"/>
-          <w:sz w:val="22"/>
-        </w:rPr>
-        <w:t>Giải thích: Bản dịch giữ đúng nghĩa câu tiếng Việt và sử dụng chính xác cấu trúc trọng tâm của bài 26–29.</w:t>
       </w:r>
     </w:p>
     <w:p>
@@ -5814,8 +4233,7 @@
     </w:p>
     <w:p>
       <w:pPr>
-        <w:keepNext/>
-        <w:spacing w:before="200" w:after="60" w:line="240" w:lineRule="auto"/>
+        <w:spacing w:before="200" w:after="120" w:line="240" w:lineRule="auto"/>
         <w:rPr>
           <w:rFonts w:ascii="Arial" w:hAnsi="Arial" w:cs="Arial"/>
           <w:b/>
@@ -5833,26 +4251,7 @@
     </w:p>
     <w:p>
       <w:pPr>
-        <w:keepLines/>
-        <w:spacing w:after="220" w:line="240" w:lineRule="auto"/>
-        <w:ind w:left="198"/>
-        <w:rPr>
-          <w:rFonts w:ascii="Arial" w:hAnsi="Arial" w:cs="Arial"/>
-          <w:sz w:val="22"/>
-        </w:rPr>
-      </w:pPr>
-      <w:r>
-        <w:rPr>
-          <w:rFonts w:ascii="Arial" w:hAnsi="Arial" w:cs="Arial"/>
-          <w:sz w:val="22"/>
-        </w:rPr>
-        <w:t>Giải thích: Bằng chứng nằm trực tiếp trong đoạn đọc; chi tiết về người/vật, vị trí, số lượng hoặc thời gian dẫn đến câu trả lời It is new.</w:t>
-      </w:r>
-    </w:p>
-    <w:p>
-      <w:pPr>
-        <w:keepNext/>
-        <w:spacing w:before="200" w:after="60" w:line="240" w:lineRule="auto"/>
+        <w:spacing w:before="200" w:after="120" w:line="240" w:lineRule="auto"/>
         <w:rPr>
           <w:rFonts w:ascii="Arial" w:hAnsi="Arial" w:cs="Arial"/>
           <w:b/>
@@ -5870,26 +4269,7 @@
     </w:p>
     <w:p>
       <w:pPr>
-        <w:keepLines/>
-        <w:spacing w:after="220" w:line="240" w:lineRule="auto"/>
-        <w:ind w:left="198"/>
-        <w:rPr>
-          <w:rFonts w:ascii="Arial" w:hAnsi="Arial" w:cs="Arial"/>
-          <w:sz w:val="22"/>
-        </w:rPr>
-      </w:pPr>
-      <w:r>
-        <w:rPr>
-          <w:rFonts w:ascii="Arial" w:hAnsi="Arial" w:cs="Arial"/>
-          <w:sz w:val="22"/>
-        </w:rPr>
-        <w:t>Giải thích: Bằng chứng nằm trực tiếp trong đoạn đọc; chi tiết về người/vật, vị trí, số lượng hoặc thời gian dẫn đến câu trả lời Between the library and a health clinic.</w:t>
-      </w:r>
-    </w:p>
-    <w:p>
-      <w:pPr>
-        <w:keepNext/>
-        <w:spacing w:before="200" w:after="60" w:line="240" w:lineRule="auto"/>
+        <w:spacing w:before="200" w:after="120" w:line="240" w:lineRule="auto"/>
         <w:rPr>
           <w:rFonts w:ascii="Arial" w:hAnsi="Arial" w:cs="Arial"/>
           <w:b/>
@@ -5907,26 +4287,7 @@
     </w:p>
     <w:p>
       <w:pPr>
-        <w:keepLines/>
-        <w:spacing w:after="220" w:line="240" w:lineRule="auto"/>
-        <w:ind w:left="198"/>
-        <w:rPr>
-          <w:rFonts w:ascii="Arial" w:hAnsi="Arial" w:cs="Arial"/>
-          <w:sz w:val="22"/>
-        </w:rPr>
-      </w:pPr>
-      <w:r>
-        <w:rPr>
-          <w:rFonts w:ascii="Arial" w:hAnsi="Arial" w:cs="Arial"/>
-          <w:sz w:val="22"/>
-        </w:rPr>
-        <w:t>Giải thích: Bằng chứng nằm trực tiếp trong đoạn đọc; chi tiết về người/vật, vị trí, số lượng hoặc thời gian dẫn đến câu trả lời An information desk and two meeting rooms.</w:t>
-      </w:r>
-    </w:p>
-    <w:p>
-      <w:pPr>
-        <w:keepNext/>
-        <w:spacing w:before="200" w:after="60" w:line="240" w:lineRule="auto"/>
+        <w:spacing w:before="200" w:after="120" w:line="240" w:lineRule="auto"/>
         <w:rPr>
           <w:rFonts w:ascii="Arial" w:hAnsi="Arial" w:cs="Arial"/>
           <w:b/>
@@ -5944,26 +4305,7 @@
     </w:p>
     <w:p>
       <w:pPr>
-        <w:keepLines/>
-        <w:spacing w:after="220" w:line="240" w:lineRule="auto"/>
-        <w:ind w:left="198"/>
-        <w:rPr>
-          <w:rFonts w:ascii="Arial" w:hAnsi="Arial" w:cs="Arial"/>
-          <w:sz w:val="22"/>
-        </w:rPr>
-      </w:pPr>
-      <w:r>
-        <w:rPr>
-          <w:rFonts w:ascii="Arial" w:hAnsi="Arial" w:cs="Arial"/>
-          <w:sz w:val="22"/>
-        </w:rPr>
-        <w:t>Giải thích: Bằng chứng nằm trực tiếp trong đoạn đọc; chi tiết về người/vật, vị trí, số lượng hoặc thời gian dẫn đến câu trả lời Two.</w:t>
-      </w:r>
-    </w:p>
-    <w:p>
-      <w:pPr>
-        <w:keepNext/>
-        <w:spacing w:before="200" w:after="60" w:line="240" w:lineRule="auto"/>
+        <w:spacing w:before="200" w:after="120" w:line="240" w:lineRule="auto"/>
         <w:rPr>
           <w:rFonts w:ascii="Arial" w:hAnsi="Arial" w:cs="Arial"/>
           <w:b/>
@@ -5981,26 +4323,7 @@
     </w:p>
     <w:p>
       <w:pPr>
-        <w:keepLines/>
-        <w:spacing w:after="220" w:line="240" w:lineRule="auto"/>
-        <w:ind w:left="198"/>
-        <w:rPr>
-          <w:rFonts w:ascii="Arial" w:hAnsi="Arial" w:cs="Arial"/>
-          <w:sz w:val="22"/>
-        </w:rPr>
-      </w:pPr>
-      <w:r>
-        <w:rPr>
-          <w:rFonts w:ascii="Arial" w:hAnsi="Arial" w:cs="Arial"/>
-          <w:sz w:val="22"/>
-        </w:rPr>
-        <w:t>Giải thích: Bằng chứng nằm trực tiếp trong đoạn đọc; chi tiết về người/vật, vị trí, số lượng hoặc thời gian dẫn đến câu trả lời The rooms near the entrance.</w:t>
-      </w:r>
-    </w:p>
-    <w:p>
-      <w:pPr>
-        <w:keepNext/>
-        <w:spacing w:before="200" w:after="60" w:line="240" w:lineRule="auto"/>
+        <w:spacing w:before="200" w:after="120" w:line="240" w:lineRule="auto"/>
         <w:rPr>
           <w:rFonts w:ascii="Arial" w:hAnsi="Arial" w:cs="Arial"/>
           <w:b/>
@@ -6018,26 +4341,7 @@
     </w:p>
     <w:p>
       <w:pPr>
-        <w:keepLines/>
-        <w:spacing w:after="220" w:line="240" w:lineRule="auto"/>
-        <w:ind w:left="198"/>
-        <w:rPr>
-          <w:rFonts w:ascii="Arial" w:hAnsi="Arial" w:cs="Arial"/>
-          <w:sz w:val="22"/>
-        </w:rPr>
-      </w:pPr>
-      <w:r>
-        <w:rPr>
-          <w:rFonts w:ascii="Arial" w:hAnsi="Arial" w:cs="Arial"/>
-          <w:sz w:val="22"/>
-        </w:rPr>
-        <w:t>Giải thích: Bằng chứng nằm trực tiếp trong đoạn đọc; chi tiết về người/vật, vị trí, số lượng hoặc thời gian dẫn đến câu trả lời Sports and public events.</w:t>
-      </w:r>
-    </w:p>
-    <w:p>
-      <w:pPr>
-        <w:keepNext/>
-        <w:spacing w:before="200" w:after="60" w:line="240" w:lineRule="auto"/>
+        <w:spacing w:before="200" w:after="120" w:line="240" w:lineRule="auto"/>
         <w:rPr>
           <w:rFonts w:ascii="Arial" w:hAnsi="Arial" w:cs="Arial"/>
           <w:b/>
@@ -6055,26 +4359,7 @@
     </w:p>
     <w:p>
       <w:pPr>
-        <w:keepLines/>
-        <w:spacing w:after="220" w:line="240" w:lineRule="auto"/>
-        <w:ind w:left="198"/>
-        <w:rPr>
-          <w:rFonts w:ascii="Arial" w:hAnsi="Arial" w:cs="Arial"/>
-          <w:sz w:val="22"/>
-        </w:rPr>
-      </w:pPr>
-      <w:r>
-        <w:rPr>
-          <w:rFonts w:ascii="Arial" w:hAnsi="Arial" w:cs="Arial"/>
-          <w:sz w:val="22"/>
-        </w:rPr>
-        <w:t>Giải thích: Bằng chứng nằm trực tiếp trong đoạn đọc; chi tiết về người/vật, vị trí, số lượng hoặc thời gian dẫn đến câu trả lời At 7 a.m.</w:t>
-      </w:r>
-    </w:p>
-    <w:p>
-      <w:pPr>
-        <w:keepNext/>
-        <w:spacing w:before="200" w:after="60" w:line="240" w:lineRule="auto"/>
+        <w:spacing w:before="200" w:after="120" w:line="240" w:lineRule="auto"/>
         <w:rPr>
           <w:rFonts w:ascii="Arial" w:hAnsi="Arial" w:cs="Arial"/>
           <w:b/>
@@ -6092,64 +4377,25 @@
     </w:p>
     <w:p>
       <w:pPr>
-        <w:keepLines/>
-        <w:spacing w:after="220" w:line="240" w:lineRule="auto"/>
-        <w:ind w:left="198"/>
-        <w:rPr>
-          <w:rFonts w:ascii="Arial" w:hAnsi="Arial" w:cs="Arial"/>
-          <w:sz w:val="22"/>
-        </w:rPr>
-      </w:pPr>
-      <w:r>
-        <w:rPr>
-          <w:rFonts w:ascii="Arial" w:hAnsi="Arial" w:cs="Arial"/>
-          <w:sz w:val="22"/>
-        </w:rPr>
-        <w:t>Giải thích: Bằng chứng nằm trực tiếp trong đoạn đọc; chi tiết về người/vật, vị trí, số lượng hoặc thời gian dẫn đến câu trả lời No; it opens at 9 a.m.</w:t>
-      </w:r>
-    </w:p>
-    <w:p>
-      <w:pPr>
-        <w:keepNext/>
-        <w:spacing w:before="200" w:after="60" w:line="240" w:lineRule="auto"/>
-        <w:rPr>
-          <w:rFonts w:ascii="Arial" w:hAnsi="Arial" w:cs="Arial"/>
-          <w:b/>
-          <w:sz w:val="22"/>
-        </w:rPr>
-      </w:pPr>
-      <w:r>
-        <w:rPr>
-          <w:rFonts w:ascii="Arial" w:hAnsi="Arial" w:cs="Arial"/>
-          <w:b/>
-          <w:sz w:val="22"/>
-        </w:rPr>
-        <w:lastRenderedPageBreak/>
+        <w:spacing w:before="200" w:after="120" w:line="240" w:lineRule="auto"/>
+        <w:rPr>
+          <w:rFonts w:ascii="Arial" w:hAnsi="Arial" w:cs="Arial"/>
+          <w:b/>
+          <w:sz w:val="22"/>
+        </w:rPr>
+      </w:pPr>
+      <w:r>
+        <w:rPr>
+          <w:rFonts w:ascii="Arial" w:hAnsi="Arial" w:cs="Arial"/>
+          <w:b/>
+          <w:sz w:val="22"/>
+        </w:rPr>
         <w:t>Câu 9: No, there is not</w:t>
       </w:r>
     </w:p>
     <w:p>
       <w:pPr>
-        <w:keepLines/>
-        <w:spacing w:after="220" w:line="240" w:lineRule="auto"/>
-        <w:ind w:left="198"/>
-        <w:rPr>
-          <w:rFonts w:ascii="Arial" w:hAnsi="Arial" w:cs="Arial"/>
-          <w:sz w:val="22"/>
-        </w:rPr>
-      </w:pPr>
-      <w:r>
-        <w:rPr>
-          <w:rFonts w:ascii="Arial" w:hAnsi="Arial" w:cs="Arial"/>
-          <w:sz w:val="22"/>
-        </w:rPr>
-        <w:t>Giải thích: Bằng chứng nằm trực tiếp trong đoạn đọc; chi tiết về người/vật, vị trí, số lượng hoặc thời gian dẫn đến câu trả lời No, there is not.</w:t>
-      </w:r>
-    </w:p>
-    <w:p>
-      <w:pPr>
-        <w:keepNext/>
-        <w:spacing w:before="200" w:after="60" w:line="240" w:lineRule="auto"/>
+        <w:spacing w:before="200" w:after="120" w:line="240" w:lineRule="auto"/>
         <w:rPr>
           <w:rFonts w:ascii="Arial" w:hAnsi="Arial" w:cs="Arial"/>
           <w:b/>
@@ -6163,24 +4409,6 @@
           <w:sz w:val="22"/>
         </w:rPr>
         <w:t>Câu 10: Several bus stops</w:t>
-      </w:r>
-    </w:p>
-    <w:p>
-      <w:pPr>
-        <w:keepLines/>
-        <w:spacing w:after="220" w:line="240" w:lineRule="auto"/>
-        <w:ind w:left="198"/>
-        <w:rPr>
-          <w:rFonts w:ascii="Arial" w:hAnsi="Arial" w:cs="Arial"/>
-          <w:sz w:val="22"/>
-        </w:rPr>
-      </w:pPr>
-      <w:r>
-        <w:rPr>
-          <w:rFonts w:ascii="Arial" w:hAnsi="Arial" w:cs="Arial"/>
-          <w:sz w:val="22"/>
-        </w:rPr>
-        <w:t>Giải thích: Bằng chứng nằm trực tiếp trong đoạn đọc; chi tiết về người/vật, vị trí, số lượng hoặc thời gian dẫn đến câu trả lời Several bus stops.</w:t>
       </w:r>
     </w:p>
     <w:p>
@@ -6202,7 +4430,6 @@
     </w:p>
     <w:p>
       <w:pPr>
-        <w:keepNext/>
         <w:spacing w:before="200" w:after="120" w:line="240" w:lineRule="auto"/>
         <w:rPr>
           <w:rFonts w:ascii="Arial" w:hAnsi="Arial" w:cs="Arial"/>
@@ -6237,7 +4464,6 @@
     </w:p>
     <w:p>
       <w:pPr>
-        <w:keepNext/>
         <w:spacing w:before="200" w:after="120" w:line="240" w:lineRule="auto"/>
         <w:rPr>
           <w:rFonts w:ascii="Arial" w:hAnsi="Arial" w:cs="Arial"/>
